--- a/documentos/Informe Trabajo Final Pineda Prado.docx
+++ b/documentos/Informe Trabajo Final Pineda Prado.docx
@@ -5229,15 +5229,7 @@
           <w:sz w:val="24"/>
           <w:szCs w:val="24"/>
         </w:rPr>
-        <w:t>E</w:t>
-      </w:r>
-      <w:r>
-        <w:rPr>
-          <w:rFonts w:ascii="Times New Roman" w:hAnsi="Times New Roman" w:cs="Times New Roman"/>
-          <w:sz w:val="24"/>
-          <w:szCs w:val="24"/>
-        </w:rPr>
-        <w:t>l Consejo Nacional de Ciencia, Tecnología e Innovación Tecnológica (CONCYTEC) administra información correspondiente a investigadores RENACYT y centros autorizados de investigación mediante archivos en formato CSV. Estos archivos contienen más de nueve mil registros, incluyendo datos como código RENACYT, nombre del investigador, género, condición de actividad, nivel, departamento, provincia, distrito y centro autorizado.</w:t>
+        <w:t>El Consejo Nacional de Ciencia, Tecnología e Innovación Tecnológica (CONCYTEC) administra información correspondiente a investigadores RENACYT y centros autorizados de investigación mediante archivos en formato CSV. Estos archivos contienen más de nueve mil registros, incluyendo datos como código RENACYT, nombre del investigador, género, condición de actividad, nivel, departamento, provincia, distrito y centro autorizado.</w:t>
       </w:r>
     </w:p>
     <w:p>
@@ -5613,31 +5605,7 @@
           <w:sz w:val="24"/>
           <w:szCs w:val="24"/>
         </w:rPr>
-        <w:t>B</w:t>
-      </w:r>
-      <w:r>
-        <w:rPr>
-          <w:rFonts w:ascii="Times New Roman" w:hAnsi="Times New Roman" w:cs="Times New Roman"/>
-          <w:sz w:val="24"/>
-          <w:szCs w:val="24"/>
-        </w:rPr>
-        <w:t>uscar investigadores por código RENACYT, nombre o fecha de</w:t>
-      </w:r>
-      <w:r>
-        <w:rPr>
-          <w:rFonts w:ascii="Times New Roman" w:hAnsi="Times New Roman" w:cs="Times New Roman"/>
-          <w:sz w:val="24"/>
-          <w:szCs w:val="24"/>
-        </w:rPr>
-        <w:t xml:space="preserve"> </w:t>
-      </w:r>
-      <w:r>
-        <w:rPr>
-          <w:rFonts w:ascii="Times New Roman" w:hAnsi="Times New Roman" w:cs="Times New Roman"/>
-          <w:sz w:val="24"/>
-          <w:szCs w:val="24"/>
-        </w:rPr>
-        <w:t>constancia.</w:t>
+        <w:t>Buscar investigadores por código RENACYT, nombre o fecha de constancia.</w:t>
       </w:r>
     </w:p>
     <w:p>
@@ -5834,7 +5802,6 @@
         <w:t xml:space="preserve">El sistema desarrollado corresponde a una aplicación de escritorio implementada en Java SE utilizando la biblioteca Swing para la interfaz gráfica de usuario. Toda la información es almacenada en memoria mediante estructuras de datos desarrolladas desde cero, sin utilizar bases de datos ni colecciones del paquete </w:t>
       </w:r>
       <w:proofErr w:type="spellStart"/>
-      <w:proofErr w:type="gramStart"/>
       <w:r>
         <w:rPr>
           <w:rFonts w:ascii="Times New Roman" w:hAnsi="Times New Roman" w:cs="Times New Roman"/>
@@ -5844,7 +5811,6 @@
         <w:t>java.util</w:t>
       </w:r>
       <w:proofErr w:type="spellEnd"/>
-      <w:proofErr w:type="gramEnd"/>
       <w:r>
         <w:rPr>
           <w:rFonts w:ascii="Times New Roman" w:hAnsi="Times New Roman" w:cs="Times New Roman"/>
@@ -6240,6 +6206,7 @@
       <w:r>
         <w:rPr>
           <w:rFonts w:ascii="Times New Roman" w:hAnsi="Times New Roman" w:cs="Times New Roman"/>
+          <w:noProof/>
           <w:sz w:val="24"/>
           <w:szCs w:val="24"/>
         </w:rPr>
@@ -6675,23 +6642,7 @@
                 <w:sz w:val="24"/>
                 <w:szCs w:val="24"/>
               </w:rPr>
-              <w:t>• Administrador del</w:t>
-            </w:r>
-            <w:r>
-              <w:rPr>
-                <w:rFonts w:ascii="Times New Roman" w:hAnsi="Times New Roman" w:cs="Times New Roman"/>
-                <w:sz w:val="24"/>
-                <w:szCs w:val="24"/>
-              </w:rPr>
-              <w:t xml:space="preserve"> </w:t>
-            </w:r>
-            <w:r>
-              <w:rPr>
-                <w:rFonts w:ascii="Times New Roman" w:hAnsi="Times New Roman" w:cs="Times New Roman"/>
-                <w:sz w:val="24"/>
-                <w:szCs w:val="24"/>
-              </w:rPr>
-              <w:t>sistema</w:t>
+              <w:t>• Administrador del sistema</w:t>
             </w:r>
             <w:r>
               <w:rPr>
@@ -7833,6 +7784,7 @@
       <w:r>
         <w:rPr>
           <w:rFonts w:ascii="Times New Roman" w:hAnsi="Times New Roman" w:cs="Times New Roman"/>
+          <w:noProof/>
           <w:sz w:val="24"/>
           <w:szCs w:val="24"/>
         </w:rPr>
@@ -9222,6 +9174,7 @@
           <w:rFonts w:ascii="Times New Roman" w:hAnsi="Times New Roman" w:cs="Times New Roman"/>
           <w:i/>
           <w:iCs/>
+          <w:noProof/>
           <w:sz w:val="24"/>
           <w:szCs w:val="24"/>
         </w:rPr>
@@ -10635,6 +10588,7 @@
       <w:r>
         <w:rPr>
           <w:rFonts w:ascii="Times New Roman" w:hAnsi="Times New Roman" w:cs="Times New Roman"/>
+          <w:noProof/>
           <w:sz w:val="24"/>
           <w:szCs w:val="24"/>
         </w:rPr>
@@ -10885,7 +10839,7 @@
               <w:tblLook w:val="04A0" w:firstRow="1" w:lastRow="0" w:firstColumn="1" w:lastColumn="0" w:noHBand="0" w:noVBand="1"/>
             </w:tblPr>
             <w:tblGrid>
-              <w:gridCol w:w="4489"/>
+              <w:gridCol w:w="4492"/>
             </w:tblGrid>
             <w:tr>
               <w:trPr>
@@ -10914,15 +10868,7 @@
                       <w:sz w:val="24"/>
                       <w:szCs w:val="24"/>
                     </w:rPr>
-                    <w:t>Per</w:t>
-                  </w:r>
-                  <w:r>
-                    <w:rPr>
-                      <w:rFonts w:ascii="Times New Roman" w:hAnsi="Times New Roman" w:cs="Times New Roman"/>
-                      <w:sz w:val="24"/>
-                      <w:szCs w:val="24"/>
-                    </w:rPr>
-                    <w:t>mite generar reportes estadísticos a partir de la información almacenada en el sistema.</w:t>
+                    <w:t>Permite generar reportes estadísticos a partir de la información almacenada en el sistema.</w:t>
                   </w:r>
                 </w:p>
                 <w:p>
@@ -11135,23 +11081,7 @@
                 <w:sz w:val="24"/>
                 <w:szCs w:val="24"/>
               </w:rPr>
-              <w:t>•</w:t>
-            </w:r>
-            <w:r>
-              <w:rPr>
-                <w:rFonts w:ascii="Times New Roman" w:hAnsi="Times New Roman" w:cs="Times New Roman"/>
-                <w:sz w:val="24"/>
-                <w:szCs w:val="24"/>
-              </w:rPr>
-              <w:t xml:space="preserve"> Ad</w:t>
-            </w:r>
-            <w:r>
-              <w:rPr>
-                <w:rFonts w:ascii="Times New Roman" w:hAnsi="Times New Roman" w:cs="Times New Roman"/>
-                <w:sz w:val="24"/>
-                <w:szCs w:val="24"/>
-              </w:rPr>
-              <w:t>ministrador del sistema</w:t>
+              <w:t>• Administrador del sistema</w:t>
             </w:r>
             <w:r>
               <w:rPr>
@@ -12166,7 +12096,47 @@
                 <w:sz w:val="24"/>
                 <w:szCs w:val="24"/>
               </w:rPr>
-              <w:t>Contiene todos los formularios Swing, modelos de tablas y configuración visual de la aplicación.</w:t>
+              <w:t xml:space="preserve">Define las entidades del sistema como Investigador, </w:t>
+            </w:r>
+            <w:proofErr w:type="spellStart"/>
+            <w:r>
+              <w:rPr>
+                <w:rFonts w:ascii="Times New Roman" w:hAnsi="Times New Roman" w:cs="Times New Roman"/>
+                <w:bCs/>
+                <w:sz w:val="24"/>
+                <w:szCs w:val="24"/>
+              </w:rPr>
+              <w:t>CentroAutorizado</w:t>
+            </w:r>
+            <w:proofErr w:type="spellEnd"/>
+            <w:r>
+              <w:rPr>
+                <w:rFonts w:ascii="Times New Roman" w:hAnsi="Times New Roman" w:cs="Times New Roman"/>
+                <w:bCs/>
+                <w:sz w:val="24"/>
+                <w:szCs w:val="24"/>
+              </w:rPr>
+              <w:t xml:space="preserve"> y </w:t>
+            </w:r>
+            <w:proofErr w:type="spellStart"/>
+            <w:r>
+              <w:rPr>
+                <w:rFonts w:ascii="Times New Roman" w:hAnsi="Times New Roman" w:cs="Times New Roman"/>
+                <w:bCs/>
+                <w:sz w:val="24"/>
+                <w:szCs w:val="24"/>
+              </w:rPr>
+              <w:t>EstadisticaRegistro</w:t>
+            </w:r>
+            <w:proofErr w:type="spellEnd"/>
+            <w:r>
+              <w:rPr>
+                <w:rFonts w:ascii="Times New Roman" w:hAnsi="Times New Roman" w:cs="Times New Roman"/>
+                <w:bCs/>
+                <w:sz w:val="24"/>
+                <w:szCs w:val="24"/>
+              </w:rPr>
+              <w:t>.</w:t>
             </w:r>
           </w:p>
         </w:tc>
@@ -12594,16 +12564,7 @@
                 <w:sz w:val="24"/>
                 <w:szCs w:val="24"/>
               </w:rPr>
-              <w:t>investigadores_concytec</w:t>
-            </w:r>
-            <w:r>
-              <w:rPr>
-                <w:rFonts w:ascii="Times New Roman" w:hAnsi="Times New Roman" w:cs="Times New Roman"/>
-                <w:bCs/>
-                <w:sz w:val="24"/>
-                <w:szCs w:val="24"/>
-              </w:rPr>
-              <w:t>.csv</w:t>
+              <w:t>investigadores_concytec.csv</w:t>
             </w:r>
           </w:p>
         </w:tc>
@@ -12942,15 +12903,7 @@
           <w:sz w:val="24"/>
           <w:szCs w:val="24"/>
         </w:rPr>
-        <w:t>R</w:t>
-      </w:r>
-      <w:r>
-        <w:rPr>
-          <w:rFonts w:ascii="Times New Roman" w:hAnsi="Times New Roman" w:cs="Times New Roman"/>
-          <w:sz w:val="24"/>
-          <w:szCs w:val="24"/>
-        </w:rPr>
-        <w:t>eglamento</w:t>
+        <w:t>Reglamento</w:t>
       </w:r>
     </w:p>
     <w:p>
@@ -13437,16 +13390,7 @@
                 <w:sz w:val="24"/>
                 <w:szCs w:val="24"/>
               </w:rPr>
-              <w:t>centros_autorizados_2023</w:t>
-            </w:r>
-            <w:r>
-              <w:rPr>
-                <w:rFonts w:ascii="Times New Roman" w:hAnsi="Times New Roman" w:cs="Times New Roman"/>
-                <w:bCs/>
-                <w:sz w:val="24"/>
-                <w:szCs w:val="24"/>
-              </w:rPr>
-              <w:t>.csv</w:t>
+              <w:t>centros_autorizados_2023.csv</w:t>
             </w:r>
           </w:p>
         </w:tc>
@@ -14326,15 +14270,7 @@
           <w:sz w:val="24"/>
           <w:szCs w:val="24"/>
         </w:rPr>
-        <w:t>E</w:t>
-      </w:r>
-      <w:r>
-        <w:rPr>
-          <w:rFonts w:ascii="Times New Roman" w:hAnsi="Times New Roman" w:cs="Times New Roman"/>
-          <w:sz w:val="24"/>
-          <w:szCs w:val="24"/>
-        </w:rPr>
-        <w:t xml:space="preserve">l sistema está organizado en cuatro paquetes principales: vista, controlador, modelo y </w:t>
+        <w:t xml:space="preserve">El sistema está organizado en cuatro paquetes principales: vista, controlador, modelo y </w:t>
       </w:r>
       <w:proofErr w:type="spellStart"/>
       <w:r>
@@ -14392,15 +14328,7 @@
           <w:sz w:val="24"/>
           <w:szCs w:val="24"/>
         </w:rPr>
-        <w:t xml:space="preserve">El paquete </w:t>
-      </w:r>
-      <w:r>
-        <w:rPr>
-          <w:rFonts w:ascii="Times New Roman" w:hAnsi="Times New Roman" w:cs="Times New Roman"/>
-          <w:sz w:val="24"/>
-          <w:szCs w:val="24"/>
-        </w:rPr>
-        <w:t>“</w:t>
+        <w:t>El paquete “</w:t>
       </w:r>
       <w:r>
         <w:rPr>
@@ -14410,17 +14338,7 @@
           <w:sz w:val="24"/>
           <w:szCs w:val="24"/>
         </w:rPr>
-        <w:t>vista</w:t>
-      </w:r>
-      <w:r>
-        <w:rPr>
-          <w:rFonts w:ascii="Times New Roman" w:hAnsi="Times New Roman" w:cs="Times New Roman"/>
-          <w:i/>
-          <w:iCs/>
-          <w:sz w:val="24"/>
-          <w:szCs w:val="24"/>
-        </w:rPr>
-        <w:t>”</w:t>
+        <w:t>vista”</w:t>
       </w:r>
       <w:r>
         <w:rPr>
@@ -14550,27 +14468,7 @@
           <w:sz w:val="24"/>
           <w:szCs w:val="24"/>
         </w:rPr>
-        <w:t>“</w:t>
-      </w:r>
-      <w:r>
-        <w:rPr>
-          <w:rFonts w:ascii="Times New Roman" w:hAnsi="Times New Roman" w:cs="Times New Roman"/>
-          <w:i/>
-          <w:iCs/>
-          <w:sz w:val="24"/>
-          <w:szCs w:val="24"/>
-        </w:rPr>
-        <w:t>controlador</w:t>
-      </w:r>
-      <w:r>
-        <w:rPr>
-          <w:rFonts w:ascii="Times New Roman" w:hAnsi="Times New Roman" w:cs="Times New Roman"/>
-          <w:i/>
-          <w:iCs/>
-          <w:sz w:val="24"/>
-          <w:szCs w:val="24"/>
-        </w:rPr>
-        <w:t>”</w:t>
+        <w:t>“controlador”</w:t>
       </w:r>
       <w:r>
         <w:rPr>
@@ -14672,15 +14570,7 @@
           <w:sz w:val="24"/>
           <w:szCs w:val="24"/>
         </w:rPr>
-        <w:t xml:space="preserve">El paquete </w:t>
-      </w:r>
-      <w:r>
-        <w:rPr>
-          <w:rFonts w:ascii="Times New Roman" w:hAnsi="Times New Roman" w:cs="Times New Roman"/>
-          <w:sz w:val="24"/>
-          <w:szCs w:val="24"/>
-        </w:rPr>
-        <w:t>“</w:t>
+        <w:t>El paquete “</w:t>
       </w:r>
       <w:r>
         <w:rPr>
@@ -14690,17 +14580,7 @@
           <w:sz w:val="24"/>
           <w:szCs w:val="24"/>
         </w:rPr>
-        <w:t>modelo</w:t>
-      </w:r>
-      <w:r>
-        <w:rPr>
-          <w:rFonts w:ascii="Times New Roman" w:hAnsi="Times New Roman" w:cs="Times New Roman"/>
-          <w:i/>
-          <w:iCs/>
-          <w:sz w:val="24"/>
-          <w:szCs w:val="24"/>
-        </w:rPr>
-        <w:t>”</w:t>
+        <w:t>modelo”</w:t>
       </w:r>
       <w:r>
         <w:rPr>
@@ -15401,27 +15281,7 @@
           <w:sz w:val="24"/>
           <w:szCs w:val="24"/>
         </w:rPr>
-        <w:t xml:space="preserve">. Representación de t </w:t>
-      </w:r>
-      <w:proofErr w:type="spellStart"/>
-      <w:r>
-        <w:rPr>
-          <w:rFonts w:ascii="Times New Roman" w:hAnsi="Times New Roman" w:cs="Times New Roman"/>
-          <w:color w:val="auto"/>
-          <w:sz w:val="24"/>
-          <w:szCs w:val="24"/>
-        </w:rPr>
-        <w:t>abla</w:t>
-      </w:r>
-      <w:proofErr w:type="spellEnd"/>
-      <w:r>
-        <w:rPr>
-          <w:rFonts w:ascii="Times New Roman" w:hAnsi="Times New Roman" w:cs="Times New Roman"/>
-          <w:color w:val="auto"/>
-          <w:sz w:val="24"/>
-          <w:szCs w:val="24"/>
-        </w:rPr>
-        <w:t xml:space="preserve"> hash encadenada</w:t>
+        <w:t>. Representación de tabla hash encadenada</w:t>
       </w:r>
       <w:bookmarkEnd w:id="29"/>
     </w:p>
@@ -15535,25 +15395,7 @@
           <w:sz w:val="24"/>
           <w:szCs w:val="24"/>
         </w:rPr>
-        <w:t xml:space="preserve">La búsqueda por código RENACYT utiliza el mismo procedimiento, calculando primero el índice hash y recorriendo únicamente la lista enlazada correspondiente hasta encontrar el investigador solicitado. Esta estrategia proporciona un tiempo promedio de búsqueda de </w:t>
-      </w:r>
-      <w:proofErr w:type="gramStart"/>
-      <w:r>
-        <w:rPr>
-          <w:rFonts w:ascii="Times New Roman" w:hAnsi="Times New Roman" w:cs="Times New Roman"/>
-          <w:sz w:val="24"/>
-          <w:szCs w:val="24"/>
-        </w:rPr>
-        <w:t>O(</w:t>
-      </w:r>
-      <w:proofErr w:type="gramEnd"/>
-      <w:r>
-        <w:rPr>
-          <w:rFonts w:ascii="Times New Roman" w:hAnsi="Times New Roman" w:cs="Times New Roman"/>
-          <w:sz w:val="24"/>
-          <w:szCs w:val="24"/>
-        </w:rPr>
-        <w:t>1).</w:t>
+        <w:t>La búsqueda por código RENACYT utiliza el mismo procedimiento, calculando primero el índice hash y recorriendo únicamente la lista enlazada correspondiente hasta encontrar el investigador solicitado. Esta estrategia proporciona un tiempo promedio de búsqueda de O(1).</w:t>
       </w:r>
     </w:p>
     <w:p>
@@ -16226,16 +16068,7 @@
           <w:sz w:val="24"/>
           <w:szCs w:val="24"/>
         </w:rPr>
-        <w:t>Primera</w:t>
-      </w:r>
-      <w:r>
-        <w:rPr>
-          <w:rFonts w:ascii="Times New Roman" w:hAnsi="Times New Roman" w:cs="Times New Roman"/>
-          <w:b/>
-          <w:sz w:val="24"/>
-          <w:szCs w:val="24"/>
-        </w:rPr>
-        <w:t xml:space="preserve">: </w:t>
+        <w:t xml:space="preserve">Primera: </w:t>
       </w:r>
       <w:r>
         <w:rPr>
@@ -16288,27 +16121,7 @@
           <w:sz w:val="24"/>
           <w:szCs w:val="24"/>
         </w:rPr>
-        <w:t xml:space="preserve"> La implementación de una tabla hash utilizando listas enlazadas permitió resolver eficientemente las colisiones, obteniendo búsquedas y actualizaciones con un tiempo promedio cercano a </w:t>
-      </w:r>
-      <w:proofErr w:type="gramStart"/>
-      <w:r>
-        <w:rPr>
-          <w:rFonts w:ascii="Times New Roman" w:hAnsi="Times New Roman" w:cs="Times New Roman"/>
-          <w:bCs/>
-          <w:sz w:val="24"/>
-          <w:szCs w:val="24"/>
-        </w:rPr>
-        <w:t>O(</w:t>
-      </w:r>
-      <w:proofErr w:type="gramEnd"/>
-      <w:r>
-        <w:rPr>
-          <w:rFonts w:ascii="Times New Roman" w:hAnsi="Times New Roman" w:cs="Times New Roman"/>
-          <w:bCs/>
-          <w:sz w:val="24"/>
-          <w:szCs w:val="24"/>
-        </w:rPr>
-        <w:t>1) para las consultas por código RENACYT.</w:t>
+        <w:t xml:space="preserve"> La implementación de una tabla hash utilizando listas enlazadas permitió resolver eficientemente las colisiones, obteniendo búsquedas y actualizaciones con un tiempo promedio cercano a O(1) para las consultas por código RENACYT.</w:t>
       </w:r>
     </w:p>
     <w:p>
@@ -16747,6 +16560,7 @@
           <w:rFonts w:ascii="Times New Roman" w:hAnsi="Times New Roman" w:cs="Times New Roman"/>
           <w:sz w:val="24"/>
           <w:szCs w:val="24"/>
+          <w:lang w:val="en-US"/>
         </w:rPr>
       </w:pPr>
       <w:bookmarkStart w:id="36" w:name="_Toc234895486"/>
@@ -16755,6 +16569,7 @@
           <w:rFonts w:ascii="Times New Roman" w:hAnsi="Times New Roman" w:cs="Times New Roman"/>
           <w:sz w:val="24"/>
           <w:szCs w:val="24"/>
+          <w:lang w:val="en-US"/>
         </w:rPr>
         <w:lastRenderedPageBreak/>
         <w:t>BIBLIOGRAFÍA</w:t>
@@ -16771,6 +16586,7 @@
           <w:bCs/>
           <w:sz w:val="24"/>
           <w:szCs w:val="24"/>
+          <w:lang w:val="en-US"/>
         </w:rPr>
       </w:pPr>
     </w:p>
@@ -16784,6 +16600,7 @@
           <w:bCs/>
           <w:sz w:val="24"/>
           <w:szCs w:val="24"/>
+          <w:lang w:val="en-US"/>
         </w:rPr>
       </w:pPr>
     </w:p>
@@ -18373,6 +18190,7 @@
         <w:rPr>
           <w:rFonts w:ascii="Times New Roman" w:hAnsi="Times New Roman" w:cs="Times New Roman"/>
           <w:b/>
+          <w:noProof/>
           <w:sz w:val="24"/>
           <w:szCs w:val="24"/>
         </w:rPr>
@@ -18442,6 +18260,7 @@
         <w:rPr>
           <w:rFonts w:ascii="Times New Roman" w:hAnsi="Times New Roman" w:cs="Times New Roman"/>
           <w:b/>
+          <w:noProof/>
           <w:sz w:val="24"/>
           <w:szCs w:val="24"/>
         </w:rPr>
@@ -18511,6 +18330,7 @@
         <w:rPr>
           <w:rFonts w:ascii="Times New Roman" w:hAnsi="Times New Roman" w:cs="Times New Roman"/>
           <w:b/>
+          <w:noProof/>
           <w:sz w:val="24"/>
           <w:szCs w:val="24"/>
         </w:rPr>
@@ -18593,6 +18413,7 @@
         <w:rPr>
           <w:rFonts w:ascii="Times New Roman" w:hAnsi="Times New Roman" w:cs="Times New Roman"/>
           <w:b/>
+          <w:noProof/>
           <w:sz w:val="24"/>
           <w:szCs w:val="24"/>
         </w:rPr>
@@ -18662,6 +18483,7 @@
         <w:rPr>
           <w:rFonts w:ascii="Times New Roman" w:hAnsi="Times New Roman" w:cs="Times New Roman"/>
           <w:b/>
+          <w:noProof/>
           <w:sz w:val="24"/>
           <w:szCs w:val="24"/>
         </w:rPr>
@@ -18779,7 +18601,27 @@
           <w:sz w:val="24"/>
           <w:szCs w:val="24"/>
         </w:rPr>
-        <w:t xml:space="preserve">El código fuente puede encontrarse en GitHub: </w:t>
+        <w:t xml:space="preserve">Repositorio del proyecto disponible en </w:t>
+      </w:r>
+      <w:proofErr w:type="spellStart"/>
+      <w:r>
+        <w:rPr>
+          <w:rFonts w:ascii="Times New Roman" w:hAnsi="Times New Roman" w:cs="Times New Roman"/>
+          <w:bCs/>
+          <w:sz w:val="24"/>
+          <w:szCs w:val="24"/>
+        </w:rPr>
+        <w:t>Github</w:t>
+      </w:r>
+      <w:proofErr w:type="spellEnd"/>
+      <w:r>
+        <w:rPr>
+          <w:rFonts w:ascii="Times New Roman" w:hAnsi="Times New Roman" w:cs="Times New Roman"/>
+          <w:bCs/>
+          <w:sz w:val="24"/>
+          <w:szCs w:val="24"/>
+        </w:rPr>
+        <w:t xml:space="preserve">: </w:t>
       </w:r>
       <w:hyperlink r:id="rId22" w:history="1">
         <w:r>
@@ -18981,27 +18823,7 @@
           <w:sz w:val="20"/>
           <w:szCs w:val="20"/>
         </w:rPr>
-        <w:t>&lt;K, V</w:t>
-      </w:r>
-      <w:proofErr w:type="gramStart"/>
-      <w:r>
-        <w:rPr>
-          <w:rFonts w:ascii="Cascadia Code" w:hAnsi="Cascadia Code" w:cs="Times New Roman"/>
-          <w:bCs/>
-          <w:sz w:val="20"/>
-          <w:szCs w:val="20"/>
-        </w:rPr>
-        <w:t>&gt;[</w:t>
-      </w:r>
-      <w:proofErr w:type="gramEnd"/>
-      <w:r>
-        <w:rPr>
-          <w:rFonts w:ascii="Cascadia Code" w:hAnsi="Cascadia Code" w:cs="Times New Roman"/>
-          <w:bCs/>
-          <w:sz w:val="20"/>
-          <w:szCs w:val="20"/>
-        </w:rPr>
-        <w:t>] cubetas;</w:t>
+        <w:t>&lt;K, V&gt;[] cubetas;</w:t>
       </w:r>
     </w:p>
     <w:p>
@@ -19168,7 +18990,6 @@
         <w:t xml:space="preserve">    public </w:t>
       </w:r>
       <w:proofErr w:type="spellStart"/>
-      <w:proofErr w:type="gramStart"/>
       <w:r>
         <w:rPr>
           <w:rFonts w:ascii="Cascadia Code" w:hAnsi="Cascadia Code" w:cs="Times New Roman"/>
@@ -19186,30 +19007,30 @@
           <w:sz w:val="20"/>
           <w:szCs w:val="20"/>
         </w:rPr>
-        <w:t>(</w:t>
-      </w:r>
-      <w:proofErr w:type="gramEnd"/>
-      <w:r>
+        <w:t>(int capacidad) {</w:t>
+      </w:r>
+    </w:p>
+    <w:p>
+      <w:pPr>
+        <w:spacing w:after="0" w:line="240" w:lineRule="auto"/>
+        <w:ind w:left="708"/>
         <w:rPr>
           <w:rFonts w:ascii="Cascadia Code" w:hAnsi="Cascadia Code" w:cs="Times New Roman"/>
           <w:bCs/>
           <w:sz w:val="20"/>
           <w:szCs w:val="20"/>
         </w:rPr>
-        <w:t>int capacidad) {</w:t>
-      </w:r>
-    </w:p>
-    <w:p>
-      <w:pPr>
-        <w:spacing w:after="0" w:line="240" w:lineRule="auto"/>
-        <w:ind w:left="708"/>
+      </w:pPr>
+      <w:r>
         <w:rPr>
           <w:rFonts w:ascii="Cascadia Code" w:hAnsi="Cascadia Code" w:cs="Times New Roman"/>
           <w:bCs/>
           <w:sz w:val="20"/>
           <w:szCs w:val="20"/>
         </w:rPr>
-      </w:pPr>
+        <w:t xml:space="preserve">        cubetas = (</w:t>
+      </w:r>
+      <w:proofErr w:type="spellStart"/>
       <w:r>
         <w:rPr>
           <w:rFonts w:ascii="Cascadia Code" w:hAnsi="Cascadia Code" w:cs="Times New Roman"/>
@@ -19217,9 +19038,9 @@
           <w:sz w:val="20"/>
           <w:szCs w:val="20"/>
         </w:rPr>
-        <w:t xml:space="preserve">        cubetas = (</w:t>
-      </w:r>
-      <w:proofErr w:type="spellStart"/>
+        <w:t>ListaEnlazada</w:t>
+      </w:r>
+      <w:proofErr w:type="spellEnd"/>
       <w:r>
         <w:rPr>
           <w:rFonts w:ascii="Cascadia Code" w:hAnsi="Cascadia Code" w:cs="Times New Roman"/>
@@ -19227,37 +19048,7 @@
           <w:sz w:val="20"/>
           <w:szCs w:val="20"/>
         </w:rPr>
-        <w:t>ListaEnlazada</w:t>
-      </w:r>
-      <w:proofErr w:type="spellEnd"/>
-      <w:r>
-        <w:rPr>
-          <w:rFonts w:ascii="Cascadia Code" w:hAnsi="Cascadia Code" w:cs="Times New Roman"/>
-          <w:bCs/>
-          <w:sz w:val="20"/>
-          <w:szCs w:val="20"/>
-        </w:rPr>
-        <w:t>&lt;K, V</w:t>
-      </w:r>
-      <w:proofErr w:type="gramStart"/>
-      <w:r>
-        <w:rPr>
-          <w:rFonts w:ascii="Cascadia Code" w:hAnsi="Cascadia Code" w:cs="Times New Roman"/>
-          <w:bCs/>
-          <w:sz w:val="20"/>
-          <w:szCs w:val="20"/>
-        </w:rPr>
-        <w:t>&gt;[</w:t>
-      </w:r>
-      <w:proofErr w:type="gramEnd"/>
-      <w:r>
-        <w:rPr>
-          <w:rFonts w:ascii="Cascadia Code" w:hAnsi="Cascadia Code" w:cs="Times New Roman"/>
-          <w:bCs/>
-          <w:sz w:val="20"/>
-          <w:szCs w:val="20"/>
-        </w:rPr>
-        <w:t xml:space="preserve">]) new </w:t>
+        <w:t xml:space="preserve">&lt;K, V&gt;[]) new </w:t>
       </w:r>
       <w:proofErr w:type="spellStart"/>
       <w:r>
@@ -19399,9 +19190,9 @@
           <w:szCs w:val="20"/>
           <w:lang w:val="en-US"/>
         </w:rPr>
-        <w:t xml:space="preserve">) </w:t>
-      </w:r>
-      <w:proofErr w:type="gramStart"/>
+        <w:t xml:space="preserve">) { </w:t>
+      </w:r>
+      <w:proofErr w:type="spellStart"/>
       <w:r>
         <w:rPr>
           <w:rFonts w:ascii="Cascadia Code" w:hAnsi="Cascadia Code" w:cs="Times New Roman"/>
@@ -19410,9 +19201,9 @@
           <w:szCs w:val="20"/>
           <w:lang w:val="en-US"/>
         </w:rPr>
-        <w:t xml:space="preserve">{ </w:t>
-      </w:r>
-      <w:proofErr w:type="spellStart"/>
+        <w:t>cubetas</w:t>
+      </w:r>
+      <w:proofErr w:type="spellEnd"/>
       <w:r>
         <w:rPr>
           <w:rFonts w:ascii="Cascadia Code" w:hAnsi="Cascadia Code" w:cs="Times New Roman"/>
@@ -19421,10 +19212,9 @@
           <w:szCs w:val="20"/>
           <w:lang w:val="en-US"/>
         </w:rPr>
-        <w:t>cubetas</w:t>
-      </w:r>
-      <w:proofErr w:type="spellEnd"/>
-      <w:proofErr w:type="gramEnd"/>
+        <w:t>[</w:t>
+      </w:r>
+      <w:proofErr w:type="spellStart"/>
       <w:r>
         <w:rPr>
           <w:rFonts w:ascii="Cascadia Code" w:hAnsi="Cascadia Code" w:cs="Times New Roman"/>
@@ -19433,9 +19223,9 @@
           <w:szCs w:val="20"/>
           <w:lang w:val="en-US"/>
         </w:rPr>
-        <w:t>[</w:t>
-      </w:r>
-      <w:proofErr w:type="spellStart"/>
+        <w:t>i</w:t>
+      </w:r>
+      <w:proofErr w:type="spellEnd"/>
       <w:r>
         <w:rPr>
           <w:rFonts w:ascii="Cascadia Code" w:hAnsi="Cascadia Code" w:cs="Times New Roman"/>
@@ -19444,9 +19234,9 @@
           <w:szCs w:val="20"/>
           <w:lang w:val="en-US"/>
         </w:rPr>
-        <w:t>i</w:t>
-      </w:r>
-      <w:proofErr w:type="spellEnd"/>
+        <w:t xml:space="preserve">] = new </w:t>
+      </w:r>
+      <w:proofErr w:type="spellStart"/>
       <w:r>
         <w:rPr>
           <w:rFonts w:ascii="Cascadia Code" w:hAnsi="Cascadia Code" w:cs="Times New Roman"/>
@@ -19455,9 +19245,9 @@
           <w:szCs w:val="20"/>
           <w:lang w:val="en-US"/>
         </w:rPr>
-        <w:t xml:space="preserve">] = new </w:t>
-      </w:r>
-      <w:proofErr w:type="spellStart"/>
+        <w:t>ListaEnlazada</w:t>
+      </w:r>
+      <w:proofErr w:type="spellEnd"/>
       <w:r>
         <w:rPr>
           <w:rFonts w:ascii="Cascadia Code" w:hAnsi="Cascadia Code" w:cs="Times New Roman"/>
@@ -19466,9 +19256,9 @@
           <w:szCs w:val="20"/>
           <w:lang w:val="en-US"/>
         </w:rPr>
-        <w:t>ListaEnlazada</w:t>
-      </w:r>
-      <w:proofErr w:type="spellEnd"/>
+        <w:t xml:space="preserve">&lt;K, V&gt;(); </w:t>
+      </w:r>
+      <w:proofErr w:type="spellStart"/>
       <w:r>
         <w:rPr>
           <w:rFonts w:ascii="Cascadia Code" w:hAnsi="Cascadia Code" w:cs="Times New Roman"/>
@@ -19477,9 +19267,9 @@
           <w:szCs w:val="20"/>
           <w:lang w:val="en-US"/>
         </w:rPr>
-        <w:t xml:space="preserve">&lt;K, V&gt;(); </w:t>
-      </w:r>
-      <w:proofErr w:type="spellStart"/>
+        <w:t>i</w:t>
+      </w:r>
+      <w:proofErr w:type="spellEnd"/>
       <w:r>
         <w:rPr>
           <w:rFonts w:ascii="Cascadia Code" w:hAnsi="Cascadia Code" w:cs="Times New Roman"/>
@@ -19488,9 +19278,20 @@
           <w:szCs w:val="20"/>
           <w:lang w:val="en-US"/>
         </w:rPr>
-        <w:t>i</w:t>
-      </w:r>
-      <w:proofErr w:type="spellEnd"/>
+        <w:t>++; }</w:t>
+      </w:r>
+    </w:p>
+    <w:p>
+      <w:pPr>
+        <w:spacing w:after="0" w:line="240" w:lineRule="auto"/>
+        <w:ind w:left="708"/>
+        <w:rPr>
+          <w:rFonts w:ascii="Cascadia Code" w:hAnsi="Cascadia Code" w:cs="Times New Roman"/>
+          <w:bCs/>
+          <w:sz w:val="20"/>
+          <w:szCs w:val="20"/>
+        </w:rPr>
+      </w:pPr>
       <w:r>
         <w:rPr>
           <w:rFonts w:ascii="Cascadia Code" w:hAnsi="Cascadia Code" w:cs="Times New Roman"/>
@@ -19499,21 +19300,464 @@
           <w:szCs w:val="20"/>
           <w:lang w:val="en-US"/>
         </w:rPr>
-        <w:t>++; }</w:t>
-      </w:r>
-    </w:p>
-    <w:p>
-      <w:pPr>
-        <w:spacing w:after="0" w:line="240" w:lineRule="auto"/>
-        <w:ind w:left="708"/>
+        <w:t xml:space="preserve">    </w:t>
+      </w:r>
+      <w:r>
         <w:rPr>
           <w:rFonts w:ascii="Cascadia Code" w:hAnsi="Cascadia Code" w:cs="Times New Roman"/>
           <w:bCs/>
           <w:sz w:val="20"/>
           <w:szCs w:val="20"/>
         </w:rPr>
-      </w:pPr>
-      <w:r>
+        <w:t>}</w:t>
+      </w:r>
+    </w:p>
+    <w:p>
+      <w:pPr>
+        <w:spacing w:after="0" w:line="240" w:lineRule="auto"/>
+        <w:ind w:left="708"/>
+        <w:rPr>
+          <w:rFonts w:ascii="Cascadia Code" w:hAnsi="Cascadia Code" w:cs="Times New Roman"/>
+          <w:bCs/>
+          <w:sz w:val="20"/>
+          <w:szCs w:val="20"/>
+        </w:rPr>
+      </w:pPr>
+    </w:p>
+    <w:p>
+      <w:pPr>
+        <w:spacing w:after="0" w:line="240" w:lineRule="auto"/>
+        <w:ind w:left="708"/>
+        <w:rPr>
+          <w:rFonts w:ascii="Cascadia Code" w:hAnsi="Cascadia Code" w:cs="Times New Roman"/>
+          <w:bCs/>
+          <w:sz w:val="20"/>
+          <w:szCs w:val="20"/>
+        </w:rPr>
+      </w:pPr>
+      <w:r>
+        <w:rPr>
+          <w:rFonts w:ascii="Cascadia Code" w:hAnsi="Cascadia Code" w:cs="Times New Roman"/>
+          <w:bCs/>
+          <w:sz w:val="20"/>
+          <w:szCs w:val="20"/>
+        </w:rPr>
+        <w:t xml:space="preserve">    public </w:t>
+      </w:r>
+      <w:proofErr w:type="spellStart"/>
+      <w:r>
+        <w:rPr>
+          <w:rFonts w:ascii="Cascadia Code" w:hAnsi="Cascadia Code" w:cs="Times New Roman"/>
+          <w:bCs/>
+          <w:sz w:val="20"/>
+          <w:szCs w:val="20"/>
+        </w:rPr>
+        <w:t>void</w:t>
+      </w:r>
+      <w:proofErr w:type="spellEnd"/>
+      <w:r>
+        <w:rPr>
+          <w:rFonts w:ascii="Cascadia Code" w:hAnsi="Cascadia Code" w:cs="Times New Roman"/>
+          <w:bCs/>
+          <w:sz w:val="20"/>
+          <w:szCs w:val="20"/>
+        </w:rPr>
+        <w:t xml:space="preserve"> poner(K clave, V valor) {</w:t>
+      </w:r>
+    </w:p>
+    <w:p>
+      <w:pPr>
+        <w:spacing w:after="0" w:line="240" w:lineRule="auto"/>
+        <w:ind w:left="708"/>
+        <w:rPr>
+          <w:rFonts w:ascii="Cascadia Code" w:hAnsi="Cascadia Code" w:cs="Times New Roman"/>
+          <w:bCs/>
+          <w:sz w:val="20"/>
+          <w:szCs w:val="20"/>
+        </w:rPr>
+      </w:pPr>
+      <w:r>
+        <w:rPr>
+          <w:rFonts w:ascii="Cascadia Code" w:hAnsi="Cascadia Code" w:cs="Times New Roman"/>
+          <w:bCs/>
+          <w:sz w:val="20"/>
+          <w:szCs w:val="20"/>
+        </w:rPr>
+        <w:t xml:space="preserve">        </w:t>
+      </w:r>
+      <w:proofErr w:type="spellStart"/>
+      <w:r>
+        <w:rPr>
+          <w:rFonts w:ascii="Cascadia Code" w:hAnsi="Cascadia Code" w:cs="Times New Roman"/>
+          <w:bCs/>
+          <w:sz w:val="20"/>
+          <w:szCs w:val="20"/>
+        </w:rPr>
+        <w:t>validarClave</w:t>
+      </w:r>
+      <w:proofErr w:type="spellEnd"/>
+      <w:r>
+        <w:rPr>
+          <w:rFonts w:ascii="Cascadia Code" w:hAnsi="Cascadia Code" w:cs="Times New Roman"/>
+          <w:bCs/>
+          <w:sz w:val="20"/>
+          <w:szCs w:val="20"/>
+        </w:rPr>
+        <w:t>(clave);</w:t>
+      </w:r>
+    </w:p>
+    <w:p>
+      <w:pPr>
+        <w:spacing w:after="0" w:line="240" w:lineRule="auto"/>
+        <w:ind w:left="708"/>
+        <w:rPr>
+          <w:rFonts w:ascii="Cascadia Code" w:hAnsi="Cascadia Code" w:cs="Times New Roman"/>
+          <w:bCs/>
+          <w:sz w:val="20"/>
+          <w:szCs w:val="20"/>
+        </w:rPr>
+      </w:pPr>
+      <w:r>
+        <w:rPr>
+          <w:rFonts w:ascii="Cascadia Code" w:hAnsi="Cascadia Code" w:cs="Times New Roman"/>
+          <w:bCs/>
+          <w:sz w:val="20"/>
+          <w:szCs w:val="20"/>
+        </w:rPr>
+        <w:t xml:space="preserve">        </w:t>
+      </w:r>
+      <w:proofErr w:type="spellStart"/>
+      <w:r>
+        <w:rPr>
+          <w:rFonts w:ascii="Cascadia Code" w:hAnsi="Cascadia Code" w:cs="Times New Roman"/>
+          <w:bCs/>
+          <w:sz w:val="20"/>
+          <w:szCs w:val="20"/>
+        </w:rPr>
+        <w:t>ListaEnlazada</w:t>
+      </w:r>
+      <w:proofErr w:type="spellEnd"/>
+      <w:r>
+        <w:rPr>
+          <w:rFonts w:ascii="Cascadia Code" w:hAnsi="Cascadia Code" w:cs="Times New Roman"/>
+          <w:bCs/>
+          <w:sz w:val="20"/>
+          <w:szCs w:val="20"/>
+        </w:rPr>
+        <w:t>&lt;K, V&gt; lista = cubetas[</w:t>
+      </w:r>
+      <w:proofErr w:type="spellStart"/>
+      <w:r>
+        <w:rPr>
+          <w:rFonts w:ascii="Cascadia Code" w:hAnsi="Cascadia Code" w:cs="Times New Roman"/>
+          <w:bCs/>
+          <w:sz w:val="20"/>
+          <w:szCs w:val="20"/>
+        </w:rPr>
+        <w:t>indice</w:t>
+      </w:r>
+      <w:proofErr w:type="spellEnd"/>
+      <w:r>
+        <w:rPr>
+          <w:rFonts w:ascii="Cascadia Code" w:hAnsi="Cascadia Code" w:cs="Times New Roman"/>
+          <w:bCs/>
+          <w:sz w:val="20"/>
+          <w:szCs w:val="20"/>
+        </w:rPr>
+        <w:t>(clave)];</w:t>
+      </w:r>
+    </w:p>
+    <w:p>
+      <w:pPr>
+        <w:spacing w:after="0" w:line="240" w:lineRule="auto"/>
+        <w:ind w:left="708"/>
+        <w:rPr>
+          <w:rFonts w:ascii="Cascadia Code" w:hAnsi="Cascadia Code" w:cs="Times New Roman"/>
+          <w:bCs/>
+          <w:sz w:val="20"/>
+          <w:szCs w:val="20"/>
+        </w:rPr>
+      </w:pPr>
+      <w:r>
+        <w:rPr>
+          <w:rFonts w:ascii="Cascadia Code" w:hAnsi="Cascadia Code" w:cs="Times New Roman"/>
+          <w:bCs/>
+          <w:sz w:val="20"/>
+          <w:szCs w:val="20"/>
+        </w:rPr>
+        <w:t xml:space="preserve">        </w:t>
+      </w:r>
+      <w:proofErr w:type="spellStart"/>
+      <w:r>
+        <w:rPr>
+          <w:rFonts w:ascii="Cascadia Code" w:hAnsi="Cascadia Code" w:cs="Times New Roman"/>
+          <w:bCs/>
+          <w:sz w:val="20"/>
+          <w:szCs w:val="20"/>
+        </w:rPr>
+        <w:t>boolean</w:t>
+      </w:r>
+      <w:proofErr w:type="spellEnd"/>
+      <w:r>
+        <w:rPr>
+          <w:rFonts w:ascii="Cascadia Code" w:hAnsi="Cascadia Code" w:cs="Times New Roman"/>
+          <w:bCs/>
+          <w:sz w:val="20"/>
+          <w:szCs w:val="20"/>
+        </w:rPr>
+        <w:t xml:space="preserve"> </w:t>
+      </w:r>
+      <w:proofErr w:type="spellStart"/>
+      <w:r>
+        <w:rPr>
+          <w:rFonts w:ascii="Cascadia Code" w:hAnsi="Cascadia Code" w:cs="Times New Roman"/>
+          <w:bCs/>
+          <w:sz w:val="20"/>
+          <w:szCs w:val="20"/>
+        </w:rPr>
+        <w:t>habiaElementos</w:t>
+      </w:r>
+      <w:proofErr w:type="spellEnd"/>
+      <w:r>
+        <w:rPr>
+          <w:rFonts w:ascii="Cascadia Code" w:hAnsi="Cascadia Code" w:cs="Times New Roman"/>
+          <w:bCs/>
+          <w:sz w:val="20"/>
+          <w:szCs w:val="20"/>
+        </w:rPr>
+        <w:t xml:space="preserve"> = </w:t>
+      </w:r>
+      <w:proofErr w:type="spellStart"/>
+      <w:r>
+        <w:rPr>
+          <w:rFonts w:ascii="Cascadia Code" w:hAnsi="Cascadia Code" w:cs="Times New Roman"/>
+          <w:bCs/>
+          <w:sz w:val="20"/>
+          <w:szCs w:val="20"/>
+        </w:rPr>
+        <w:t>lista.tamano</w:t>
+      </w:r>
+      <w:proofErr w:type="spellEnd"/>
+      <w:r>
+        <w:rPr>
+          <w:rFonts w:ascii="Cascadia Code" w:hAnsi="Cascadia Code" w:cs="Times New Roman"/>
+          <w:bCs/>
+          <w:sz w:val="20"/>
+          <w:szCs w:val="20"/>
+        </w:rPr>
+        <w:t>() &gt; 0;</w:t>
+      </w:r>
+    </w:p>
+    <w:p>
+      <w:pPr>
+        <w:spacing w:after="0" w:line="240" w:lineRule="auto"/>
+        <w:ind w:left="708"/>
+        <w:rPr>
+          <w:rFonts w:ascii="Cascadia Code" w:hAnsi="Cascadia Code" w:cs="Times New Roman"/>
+          <w:bCs/>
+          <w:sz w:val="20"/>
+          <w:szCs w:val="20"/>
+        </w:rPr>
+      </w:pPr>
+      <w:r>
+        <w:rPr>
+          <w:rFonts w:ascii="Cascadia Code" w:hAnsi="Cascadia Code" w:cs="Times New Roman"/>
+          <w:bCs/>
+          <w:sz w:val="20"/>
+          <w:szCs w:val="20"/>
+        </w:rPr>
+        <w:t xml:space="preserve">        if (</w:t>
+      </w:r>
+      <w:proofErr w:type="spellStart"/>
+      <w:r>
+        <w:rPr>
+          <w:rFonts w:ascii="Cascadia Code" w:hAnsi="Cascadia Code" w:cs="Times New Roman"/>
+          <w:bCs/>
+          <w:sz w:val="20"/>
+          <w:szCs w:val="20"/>
+        </w:rPr>
+        <w:t>lista.insertarOReemplazar</w:t>
+      </w:r>
+      <w:proofErr w:type="spellEnd"/>
+      <w:r>
+        <w:rPr>
+          <w:rFonts w:ascii="Cascadia Code" w:hAnsi="Cascadia Code" w:cs="Times New Roman"/>
+          <w:bCs/>
+          <w:sz w:val="20"/>
+          <w:szCs w:val="20"/>
+        </w:rPr>
+        <w:t>(clave, valor)) {</w:t>
+      </w:r>
+    </w:p>
+    <w:p>
+      <w:pPr>
+        <w:spacing w:after="0" w:line="240" w:lineRule="auto"/>
+        <w:ind w:left="708"/>
+        <w:rPr>
+          <w:rFonts w:ascii="Cascadia Code" w:hAnsi="Cascadia Code" w:cs="Times New Roman"/>
+          <w:bCs/>
+          <w:sz w:val="20"/>
+          <w:szCs w:val="20"/>
+        </w:rPr>
+      </w:pPr>
+      <w:r>
+        <w:rPr>
+          <w:rFonts w:ascii="Cascadia Code" w:hAnsi="Cascadia Code" w:cs="Times New Roman"/>
+          <w:bCs/>
+          <w:sz w:val="20"/>
+          <w:szCs w:val="20"/>
+        </w:rPr>
+        <w:t xml:space="preserve">            cantidad++;</w:t>
+      </w:r>
+    </w:p>
+    <w:p>
+      <w:pPr>
+        <w:spacing w:after="0" w:line="240" w:lineRule="auto"/>
+        <w:ind w:left="708"/>
+        <w:rPr>
+          <w:rFonts w:ascii="Cascadia Code" w:hAnsi="Cascadia Code" w:cs="Times New Roman"/>
+          <w:bCs/>
+          <w:sz w:val="20"/>
+          <w:szCs w:val="20"/>
+        </w:rPr>
+      </w:pPr>
+      <w:r>
+        <w:rPr>
+          <w:rFonts w:ascii="Cascadia Code" w:hAnsi="Cascadia Code" w:cs="Times New Roman"/>
+          <w:bCs/>
+          <w:sz w:val="20"/>
+          <w:szCs w:val="20"/>
+        </w:rPr>
+        <w:t xml:space="preserve">            if (</w:t>
+      </w:r>
+      <w:proofErr w:type="spellStart"/>
+      <w:r>
+        <w:rPr>
+          <w:rFonts w:ascii="Cascadia Code" w:hAnsi="Cascadia Code" w:cs="Times New Roman"/>
+          <w:bCs/>
+          <w:sz w:val="20"/>
+          <w:szCs w:val="20"/>
+        </w:rPr>
+        <w:t>habiaElementos</w:t>
+      </w:r>
+      <w:proofErr w:type="spellEnd"/>
+      <w:r>
+        <w:rPr>
+          <w:rFonts w:ascii="Cascadia Code" w:hAnsi="Cascadia Code" w:cs="Times New Roman"/>
+          <w:bCs/>
+          <w:sz w:val="20"/>
+          <w:szCs w:val="20"/>
+        </w:rPr>
+        <w:t>) colisiones++;</w:t>
+      </w:r>
+    </w:p>
+    <w:p>
+      <w:pPr>
+        <w:spacing w:after="0" w:line="240" w:lineRule="auto"/>
+        <w:ind w:left="708"/>
+        <w:rPr>
+          <w:rFonts w:ascii="Cascadia Code" w:hAnsi="Cascadia Code" w:cs="Times New Roman"/>
+          <w:bCs/>
+          <w:sz w:val="20"/>
+          <w:szCs w:val="20"/>
+        </w:rPr>
+      </w:pPr>
+      <w:r>
+        <w:rPr>
+          <w:rFonts w:ascii="Cascadia Code" w:hAnsi="Cascadia Code" w:cs="Times New Roman"/>
+          <w:bCs/>
+          <w:sz w:val="20"/>
+          <w:szCs w:val="20"/>
+        </w:rPr>
+        <w:t xml:space="preserve">        }</w:t>
+      </w:r>
+    </w:p>
+    <w:p>
+      <w:pPr>
+        <w:spacing w:after="0" w:line="240" w:lineRule="auto"/>
+        <w:ind w:left="708"/>
+        <w:rPr>
+          <w:rFonts w:ascii="Cascadia Code" w:hAnsi="Cascadia Code" w:cs="Times New Roman"/>
+          <w:bCs/>
+          <w:sz w:val="20"/>
+          <w:szCs w:val="20"/>
+        </w:rPr>
+      </w:pPr>
+      <w:r>
+        <w:rPr>
+          <w:rFonts w:ascii="Cascadia Code" w:hAnsi="Cascadia Code" w:cs="Times New Roman"/>
+          <w:bCs/>
+          <w:sz w:val="20"/>
+          <w:szCs w:val="20"/>
+        </w:rPr>
+        <w:t xml:space="preserve">    }</w:t>
+      </w:r>
+    </w:p>
+    <w:p>
+      <w:pPr>
+        <w:spacing w:after="0" w:line="240" w:lineRule="auto"/>
+        <w:ind w:left="708"/>
+        <w:rPr>
+          <w:rFonts w:ascii="Cascadia Code" w:hAnsi="Cascadia Code" w:cs="Times New Roman"/>
+          <w:bCs/>
+          <w:sz w:val="20"/>
+          <w:szCs w:val="20"/>
+        </w:rPr>
+      </w:pPr>
+      <w:r>
+        <w:rPr>
+          <w:rFonts w:ascii="Cascadia Code" w:hAnsi="Cascadia Code" w:cs="Times New Roman"/>
+          <w:bCs/>
+          <w:sz w:val="20"/>
+          <w:szCs w:val="20"/>
+        </w:rPr>
+        <w:t xml:space="preserve">    public V obtener(K clave) { </w:t>
+      </w:r>
+      <w:proofErr w:type="spellStart"/>
+      <w:r>
+        <w:rPr>
+          <w:rFonts w:ascii="Cascadia Code" w:hAnsi="Cascadia Code" w:cs="Times New Roman"/>
+          <w:bCs/>
+          <w:sz w:val="20"/>
+          <w:szCs w:val="20"/>
+        </w:rPr>
+        <w:t>return</w:t>
+      </w:r>
+      <w:proofErr w:type="spellEnd"/>
+      <w:r>
+        <w:rPr>
+          <w:rFonts w:ascii="Cascadia Code" w:hAnsi="Cascadia Code" w:cs="Times New Roman"/>
+          <w:bCs/>
+          <w:sz w:val="20"/>
+          <w:szCs w:val="20"/>
+        </w:rPr>
+        <w:t xml:space="preserve"> clave == null ? null : cubetas[</w:t>
+      </w:r>
+      <w:proofErr w:type="spellStart"/>
+      <w:r>
+        <w:rPr>
+          <w:rFonts w:ascii="Cascadia Code" w:hAnsi="Cascadia Code" w:cs="Times New Roman"/>
+          <w:bCs/>
+          <w:sz w:val="20"/>
+          <w:szCs w:val="20"/>
+        </w:rPr>
+        <w:t>indice</w:t>
+      </w:r>
+      <w:proofErr w:type="spellEnd"/>
+      <w:r>
+        <w:rPr>
+          <w:rFonts w:ascii="Cascadia Code" w:hAnsi="Cascadia Code" w:cs="Times New Roman"/>
+          <w:bCs/>
+          <w:sz w:val="20"/>
+          <w:szCs w:val="20"/>
+        </w:rPr>
+        <w:t>(clave)].obtener(clave); }</w:t>
+      </w:r>
+    </w:p>
+    <w:p>
+      <w:pPr>
+        <w:spacing w:after="0" w:line="240" w:lineRule="auto"/>
+        <w:ind w:left="708"/>
         <w:rPr>
           <w:rFonts w:ascii="Cascadia Code" w:hAnsi="Cascadia Code" w:cs="Times New Roman"/>
           <w:bCs/>
@@ -19521,8 +19765,7 @@
           <w:szCs w:val="20"/>
           <w:lang w:val="en-US"/>
         </w:rPr>
-        <w:t xml:space="preserve">    </w:t>
-      </w:r>
+      </w:pPr>
       <w:r>
         <w:rPr>
           <w:rFonts w:ascii="Cascadia Code" w:hAnsi="Cascadia Code" w:cs="Times New Roman"/>
@@ -19530,499 +19773,9 @@
           <w:sz w:val="20"/>
           <w:szCs w:val="20"/>
         </w:rPr>
-        <w:t>}</w:t>
-      </w:r>
-    </w:p>
-    <w:p>
-      <w:pPr>
-        <w:spacing w:after="0" w:line="240" w:lineRule="auto"/>
-        <w:ind w:left="708"/>
-        <w:rPr>
-          <w:rFonts w:ascii="Cascadia Code" w:hAnsi="Cascadia Code" w:cs="Times New Roman"/>
-          <w:bCs/>
-          <w:sz w:val="20"/>
-          <w:szCs w:val="20"/>
-        </w:rPr>
-      </w:pPr>
-    </w:p>
-    <w:p>
-      <w:pPr>
-        <w:spacing w:after="0" w:line="240" w:lineRule="auto"/>
-        <w:ind w:left="708"/>
-        <w:rPr>
-          <w:rFonts w:ascii="Cascadia Code" w:hAnsi="Cascadia Code" w:cs="Times New Roman"/>
-          <w:bCs/>
-          <w:sz w:val="20"/>
-          <w:szCs w:val="20"/>
-        </w:rPr>
-      </w:pPr>
-      <w:r>
-        <w:rPr>
-          <w:rFonts w:ascii="Cascadia Code" w:hAnsi="Cascadia Code" w:cs="Times New Roman"/>
-          <w:bCs/>
-          <w:sz w:val="20"/>
-          <w:szCs w:val="20"/>
-        </w:rPr>
-        <w:t xml:space="preserve">    public </w:t>
-      </w:r>
-      <w:proofErr w:type="spellStart"/>
-      <w:r>
-        <w:rPr>
-          <w:rFonts w:ascii="Cascadia Code" w:hAnsi="Cascadia Code" w:cs="Times New Roman"/>
-          <w:bCs/>
-          <w:sz w:val="20"/>
-          <w:szCs w:val="20"/>
-        </w:rPr>
-        <w:t>void</w:t>
-      </w:r>
-      <w:proofErr w:type="spellEnd"/>
-      <w:r>
-        <w:rPr>
-          <w:rFonts w:ascii="Cascadia Code" w:hAnsi="Cascadia Code" w:cs="Times New Roman"/>
-          <w:bCs/>
-          <w:sz w:val="20"/>
-          <w:szCs w:val="20"/>
-        </w:rPr>
-        <w:t xml:space="preserve"> </w:t>
-      </w:r>
-      <w:proofErr w:type="gramStart"/>
-      <w:r>
-        <w:rPr>
-          <w:rFonts w:ascii="Cascadia Code" w:hAnsi="Cascadia Code" w:cs="Times New Roman"/>
-          <w:bCs/>
-          <w:sz w:val="20"/>
-          <w:szCs w:val="20"/>
-        </w:rPr>
-        <w:t>poner(</w:t>
-      </w:r>
-      <w:proofErr w:type="gramEnd"/>
-      <w:r>
-        <w:rPr>
-          <w:rFonts w:ascii="Cascadia Code" w:hAnsi="Cascadia Code" w:cs="Times New Roman"/>
-          <w:bCs/>
-          <w:sz w:val="20"/>
-          <w:szCs w:val="20"/>
-        </w:rPr>
-        <w:t>K clave, V valor) {</w:t>
-      </w:r>
-    </w:p>
-    <w:p>
-      <w:pPr>
-        <w:spacing w:after="0" w:line="240" w:lineRule="auto"/>
-        <w:ind w:left="708"/>
-        <w:rPr>
-          <w:rFonts w:ascii="Cascadia Code" w:hAnsi="Cascadia Code" w:cs="Times New Roman"/>
-          <w:bCs/>
-          <w:sz w:val="20"/>
-          <w:szCs w:val="20"/>
-        </w:rPr>
-      </w:pPr>
-      <w:r>
-        <w:rPr>
-          <w:rFonts w:ascii="Cascadia Code" w:hAnsi="Cascadia Code" w:cs="Times New Roman"/>
-          <w:bCs/>
-          <w:sz w:val="20"/>
-          <w:szCs w:val="20"/>
-        </w:rPr>
-        <w:t xml:space="preserve">        </w:t>
-      </w:r>
-      <w:proofErr w:type="spellStart"/>
-      <w:r>
-        <w:rPr>
-          <w:rFonts w:ascii="Cascadia Code" w:hAnsi="Cascadia Code" w:cs="Times New Roman"/>
-          <w:bCs/>
-          <w:sz w:val="20"/>
-          <w:szCs w:val="20"/>
-        </w:rPr>
-        <w:t>validarClave</w:t>
-      </w:r>
-      <w:proofErr w:type="spellEnd"/>
-      <w:r>
-        <w:rPr>
-          <w:rFonts w:ascii="Cascadia Code" w:hAnsi="Cascadia Code" w:cs="Times New Roman"/>
-          <w:bCs/>
-          <w:sz w:val="20"/>
-          <w:szCs w:val="20"/>
-        </w:rPr>
-        <w:t>(clave);</w:t>
-      </w:r>
-    </w:p>
-    <w:p>
-      <w:pPr>
-        <w:spacing w:after="0" w:line="240" w:lineRule="auto"/>
-        <w:ind w:left="708"/>
-        <w:rPr>
-          <w:rFonts w:ascii="Cascadia Code" w:hAnsi="Cascadia Code" w:cs="Times New Roman"/>
-          <w:bCs/>
-          <w:sz w:val="20"/>
-          <w:szCs w:val="20"/>
-        </w:rPr>
-      </w:pPr>
-      <w:r>
-        <w:rPr>
-          <w:rFonts w:ascii="Cascadia Code" w:hAnsi="Cascadia Code" w:cs="Times New Roman"/>
-          <w:bCs/>
-          <w:sz w:val="20"/>
-          <w:szCs w:val="20"/>
-        </w:rPr>
-        <w:t xml:space="preserve">        </w:t>
-      </w:r>
-      <w:proofErr w:type="spellStart"/>
-      <w:r>
-        <w:rPr>
-          <w:rFonts w:ascii="Cascadia Code" w:hAnsi="Cascadia Code" w:cs="Times New Roman"/>
-          <w:bCs/>
-          <w:sz w:val="20"/>
-          <w:szCs w:val="20"/>
-        </w:rPr>
-        <w:t>ListaEnlazada</w:t>
-      </w:r>
-      <w:proofErr w:type="spellEnd"/>
-      <w:r>
-        <w:rPr>
-          <w:rFonts w:ascii="Cascadia Code" w:hAnsi="Cascadia Code" w:cs="Times New Roman"/>
-          <w:bCs/>
-          <w:sz w:val="20"/>
-          <w:szCs w:val="20"/>
-        </w:rPr>
-        <w:t>&lt;K, V&gt; lista = cubetas[</w:t>
-      </w:r>
-      <w:proofErr w:type="spellStart"/>
-      <w:r>
-        <w:rPr>
-          <w:rFonts w:ascii="Cascadia Code" w:hAnsi="Cascadia Code" w:cs="Times New Roman"/>
-          <w:bCs/>
-          <w:sz w:val="20"/>
-          <w:szCs w:val="20"/>
-        </w:rPr>
-        <w:t>indice</w:t>
-      </w:r>
-      <w:proofErr w:type="spellEnd"/>
-      <w:r>
-        <w:rPr>
-          <w:rFonts w:ascii="Cascadia Code" w:hAnsi="Cascadia Code" w:cs="Times New Roman"/>
-          <w:bCs/>
-          <w:sz w:val="20"/>
-          <w:szCs w:val="20"/>
-        </w:rPr>
-        <w:t>(clave)];</w:t>
-      </w:r>
-    </w:p>
-    <w:p>
-      <w:pPr>
-        <w:spacing w:after="0" w:line="240" w:lineRule="auto"/>
-        <w:ind w:left="708"/>
-        <w:rPr>
-          <w:rFonts w:ascii="Cascadia Code" w:hAnsi="Cascadia Code" w:cs="Times New Roman"/>
-          <w:bCs/>
-          <w:sz w:val="20"/>
-          <w:szCs w:val="20"/>
-        </w:rPr>
-      </w:pPr>
-      <w:r>
-        <w:rPr>
-          <w:rFonts w:ascii="Cascadia Code" w:hAnsi="Cascadia Code" w:cs="Times New Roman"/>
-          <w:bCs/>
-          <w:sz w:val="20"/>
-          <w:szCs w:val="20"/>
-        </w:rPr>
-        <w:t xml:space="preserve">        </w:t>
-      </w:r>
-      <w:proofErr w:type="spellStart"/>
-      <w:r>
-        <w:rPr>
-          <w:rFonts w:ascii="Cascadia Code" w:hAnsi="Cascadia Code" w:cs="Times New Roman"/>
-          <w:bCs/>
-          <w:sz w:val="20"/>
-          <w:szCs w:val="20"/>
-        </w:rPr>
-        <w:t>boolean</w:t>
-      </w:r>
-      <w:proofErr w:type="spellEnd"/>
-      <w:r>
-        <w:rPr>
-          <w:rFonts w:ascii="Cascadia Code" w:hAnsi="Cascadia Code" w:cs="Times New Roman"/>
-          <w:bCs/>
-          <w:sz w:val="20"/>
-          <w:szCs w:val="20"/>
-        </w:rPr>
-        <w:t xml:space="preserve"> </w:t>
-      </w:r>
-      <w:proofErr w:type="spellStart"/>
-      <w:r>
-        <w:rPr>
-          <w:rFonts w:ascii="Cascadia Code" w:hAnsi="Cascadia Code" w:cs="Times New Roman"/>
-          <w:bCs/>
-          <w:sz w:val="20"/>
-          <w:szCs w:val="20"/>
-        </w:rPr>
-        <w:t>habiaElementos</w:t>
-      </w:r>
-      <w:proofErr w:type="spellEnd"/>
-      <w:r>
-        <w:rPr>
-          <w:rFonts w:ascii="Cascadia Code" w:hAnsi="Cascadia Code" w:cs="Times New Roman"/>
-          <w:bCs/>
-          <w:sz w:val="20"/>
-          <w:szCs w:val="20"/>
-        </w:rPr>
-        <w:t xml:space="preserve"> = </w:t>
-      </w:r>
-      <w:proofErr w:type="spellStart"/>
-      <w:proofErr w:type="gramStart"/>
-      <w:r>
-        <w:rPr>
-          <w:rFonts w:ascii="Cascadia Code" w:hAnsi="Cascadia Code" w:cs="Times New Roman"/>
-          <w:bCs/>
-          <w:sz w:val="20"/>
-          <w:szCs w:val="20"/>
-        </w:rPr>
-        <w:t>lista.tamano</w:t>
-      </w:r>
-      <w:proofErr w:type="spellEnd"/>
-      <w:proofErr w:type="gramEnd"/>
-      <w:r>
-        <w:rPr>
-          <w:rFonts w:ascii="Cascadia Code" w:hAnsi="Cascadia Code" w:cs="Times New Roman"/>
-          <w:bCs/>
-          <w:sz w:val="20"/>
-          <w:szCs w:val="20"/>
-        </w:rPr>
-        <w:t>() &gt; 0;</w:t>
-      </w:r>
-    </w:p>
-    <w:p>
-      <w:pPr>
-        <w:spacing w:after="0" w:line="240" w:lineRule="auto"/>
-        <w:ind w:left="708"/>
-        <w:rPr>
-          <w:rFonts w:ascii="Cascadia Code" w:hAnsi="Cascadia Code" w:cs="Times New Roman"/>
-          <w:bCs/>
-          <w:sz w:val="20"/>
-          <w:szCs w:val="20"/>
-        </w:rPr>
-      </w:pPr>
-      <w:r>
-        <w:rPr>
-          <w:rFonts w:ascii="Cascadia Code" w:hAnsi="Cascadia Code" w:cs="Times New Roman"/>
-          <w:bCs/>
-          <w:sz w:val="20"/>
-          <w:szCs w:val="20"/>
-        </w:rPr>
-        <w:t xml:space="preserve">        if (</w:t>
-      </w:r>
-      <w:proofErr w:type="spellStart"/>
-      <w:proofErr w:type="gramStart"/>
-      <w:r>
-        <w:rPr>
-          <w:rFonts w:ascii="Cascadia Code" w:hAnsi="Cascadia Code" w:cs="Times New Roman"/>
-          <w:bCs/>
-          <w:sz w:val="20"/>
-          <w:szCs w:val="20"/>
-        </w:rPr>
-        <w:t>lista.insertarOReemplazar</w:t>
-      </w:r>
-      <w:proofErr w:type="spellEnd"/>
-      <w:proofErr w:type="gramEnd"/>
-      <w:r>
-        <w:rPr>
-          <w:rFonts w:ascii="Cascadia Code" w:hAnsi="Cascadia Code" w:cs="Times New Roman"/>
-          <w:bCs/>
-          <w:sz w:val="20"/>
-          <w:szCs w:val="20"/>
-        </w:rPr>
-        <w:t>(clave, valor)) {</w:t>
-      </w:r>
-    </w:p>
-    <w:p>
-      <w:pPr>
-        <w:spacing w:after="0" w:line="240" w:lineRule="auto"/>
-        <w:ind w:left="708"/>
-        <w:rPr>
-          <w:rFonts w:ascii="Cascadia Code" w:hAnsi="Cascadia Code" w:cs="Times New Roman"/>
-          <w:bCs/>
-          <w:sz w:val="20"/>
-          <w:szCs w:val="20"/>
-        </w:rPr>
-      </w:pPr>
-      <w:r>
-        <w:rPr>
-          <w:rFonts w:ascii="Cascadia Code" w:hAnsi="Cascadia Code" w:cs="Times New Roman"/>
-          <w:bCs/>
-          <w:sz w:val="20"/>
-          <w:szCs w:val="20"/>
-        </w:rPr>
-        <w:t xml:space="preserve">            cantidad++;</w:t>
-      </w:r>
-    </w:p>
-    <w:p>
-      <w:pPr>
-        <w:spacing w:after="0" w:line="240" w:lineRule="auto"/>
-        <w:ind w:left="708"/>
-        <w:rPr>
-          <w:rFonts w:ascii="Cascadia Code" w:hAnsi="Cascadia Code" w:cs="Times New Roman"/>
-          <w:bCs/>
-          <w:sz w:val="20"/>
-          <w:szCs w:val="20"/>
-        </w:rPr>
-      </w:pPr>
-      <w:r>
-        <w:rPr>
-          <w:rFonts w:ascii="Cascadia Code" w:hAnsi="Cascadia Code" w:cs="Times New Roman"/>
-          <w:bCs/>
-          <w:sz w:val="20"/>
-          <w:szCs w:val="20"/>
-        </w:rPr>
-        <w:t xml:space="preserve">            if (</w:t>
-      </w:r>
-      <w:proofErr w:type="spellStart"/>
-      <w:r>
-        <w:rPr>
-          <w:rFonts w:ascii="Cascadia Code" w:hAnsi="Cascadia Code" w:cs="Times New Roman"/>
-          <w:bCs/>
-          <w:sz w:val="20"/>
-          <w:szCs w:val="20"/>
-        </w:rPr>
-        <w:t>habiaElementos</w:t>
-      </w:r>
-      <w:proofErr w:type="spellEnd"/>
-      <w:r>
-        <w:rPr>
-          <w:rFonts w:ascii="Cascadia Code" w:hAnsi="Cascadia Code" w:cs="Times New Roman"/>
-          <w:bCs/>
-          <w:sz w:val="20"/>
-          <w:szCs w:val="20"/>
-        </w:rPr>
-        <w:t>) colisiones++;</w:t>
-      </w:r>
-    </w:p>
-    <w:p>
-      <w:pPr>
-        <w:spacing w:after="0" w:line="240" w:lineRule="auto"/>
-        <w:ind w:left="708"/>
-        <w:rPr>
-          <w:rFonts w:ascii="Cascadia Code" w:hAnsi="Cascadia Code" w:cs="Times New Roman"/>
-          <w:bCs/>
-          <w:sz w:val="20"/>
-          <w:szCs w:val="20"/>
-        </w:rPr>
-      </w:pPr>
-      <w:r>
-        <w:rPr>
-          <w:rFonts w:ascii="Cascadia Code" w:hAnsi="Cascadia Code" w:cs="Times New Roman"/>
-          <w:bCs/>
-          <w:sz w:val="20"/>
-          <w:szCs w:val="20"/>
-        </w:rPr>
-        <w:t xml:space="preserve">        }</w:t>
-      </w:r>
-    </w:p>
-    <w:p>
-      <w:pPr>
-        <w:spacing w:after="0" w:line="240" w:lineRule="auto"/>
-        <w:ind w:left="708"/>
-        <w:rPr>
-          <w:rFonts w:ascii="Cascadia Code" w:hAnsi="Cascadia Code" w:cs="Times New Roman"/>
-          <w:bCs/>
-          <w:sz w:val="20"/>
-          <w:szCs w:val="20"/>
-        </w:rPr>
-      </w:pPr>
-      <w:r>
-        <w:rPr>
-          <w:rFonts w:ascii="Cascadia Code" w:hAnsi="Cascadia Code" w:cs="Times New Roman"/>
-          <w:bCs/>
-          <w:sz w:val="20"/>
-          <w:szCs w:val="20"/>
-        </w:rPr>
-        <w:t xml:space="preserve">    }</w:t>
-      </w:r>
-    </w:p>
-    <w:p>
-      <w:pPr>
-        <w:spacing w:after="0" w:line="240" w:lineRule="auto"/>
-        <w:ind w:left="708"/>
-        <w:rPr>
-          <w:rFonts w:ascii="Cascadia Code" w:hAnsi="Cascadia Code" w:cs="Times New Roman"/>
-          <w:bCs/>
-          <w:sz w:val="20"/>
-          <w:szCs w:val="20"/>
-        </w:rPr>
-      </w:pPr>
-      <w:r>
-        <w:rPr>
-          <w:rFonts w:ascii="Cascadia Code" w:hAnsi="Cascadia Code" w:cs="Times New Roman"/>
-          <w:bCs/>
-          <w:sz w:val="20"/>
-          <w:szCs w:val="20"/>
-        </w:rPr>
-        <w:t xml:space="preserve">    public V </w:t>
-      </w:r>
-      <w:proofErr w:type="gramStart"/>
-      <w:r>
-        <w:rPr>
-          <w:rFonts w:ascii="Cascadia Code" w:hAnsi="Cascadia Code" w:cs="Times New Roman"/>
-          <w:bCs/>
-          <w:sz w:val="20"/>
-          <w:szCs w:val="20"/>
-        </w:rPr>
-        <w:t>obtener(</w:t>
-      </w:r>
-      <w:proofErr w:type="gramEnd"/>
-      <w:r>
-        <w:rPr>
-          <w:rFonts w:ascii="Cascadia Code" w:hAnsi="Cascadia Code" w:cs="Times New Roman"/>
-          <w:bCs/>
-          <w:sz w:val="20"/>
-          <w:szCs w:val="20"/>
-        </w:rPr>
-        <w:t xml:space="preserve">K clave) { </w:t>
-      </w:r>
-      <w:proofErr w:type="spellStart"/>
-      <w:r>
-        <w:rPr>
-          <w:rFonts w:ascii="Cascadia Code" w:hAnsi="Cascadia Code" w:cs="Times New Roman"/>
-          <w:bCs/>
-          <w:sz w:val="20"/>
-          <w:szCs w:val="20"/>
-        </w:rPr>
-        <w:t>return</w:t>
-      </w:r>
-      <w:proofErr w:type="spellEnd"/>
-      <w:r>
-        <w:rPr>
-          <w:rFonts w:ascii="Cascadia Code" w:hAnsi="Cascadia Code" w:cs="Times New Roman"/>
-          <w:bCs/>
-          <w:sz w:val="20"/>
-          <w:szCs w:val="20"/>
-        </w:rPr>
-        <w:t xml:space="preserve"> clave == null ? null : cubetas[</w:t>
-      </w:r>
-      <w:proofErr w:type="spellStart"/>
-      <w:r>
-        <w:rPr>
-          <w:rFonts w:ascii="Cascadia Code" w:hAnsi="Cascadia Code" w:cs="Times New Roman"/>
-          <w:bCs/>
-          <w:sz w:val="20"/>
-          <w:szCs w:val="20"/>
-        </w:rPr>
-        <w:t>indice</w:t>
-      </w:r>
-      <w:proofErr w:type="spellEnd"/>
-      <w:r>
-        <w:rPr>
-          <w:rFonts w:ascii="Cascadia Code" w:hAnsi="Cascadia Code" w:cs="Times New Roman"/>
-          <w:bCs/>
-          <w:sz w:val="20"/>
-          <w:szCs w:val="20"/>
-        </w:rPr>
-        <w:t>(clave)].obtener(clave); }</w:t>
-      </w:r>
-    </w:p>
-    <w:p>
-      <w:pPr>
-        <w:spacing w:after="0" w:line="240" w:lineRule="auto"/>
-        <w:ind w:left="708"/>
+        <w:t xml:space="preserve">    </w:t>
+      </w:r>
+      <w:r>
         <w:rPr>
           <w:rFonts w:ascii="Cascadia Code" w:hAnsi="Cascadia Code" w:cs="Times New Roman"/>
           <w:bCs/>
@@ -20030,16 +19783,9 @@
           <w:szCs w:val="20"/>
           <w:lang w:val="en-US"/>
         </w:rPr>
-      </w:pPr>
-      <w:r>
-        <w:rPr>
-          <w:rFonts w:ascii="Cascadia Code" w:hAnsi="Cascadia Code" w:cs="Times New Roman"/>
-          <w:bCs/>
-          <w:sz w:val="20"/>
-          <w:szCs w:val="20"/>
-        </w:rPr>
-        <w:t xml:space="preserve">    </w:t>
-      </w:r>
+        <w:t xml:space="preserve">public V </w:t>
+      </w:r>
+      <w:proofErr w:type="spellStart"/>
       <w:r>
         <w:rPr>
           <w:rFonts w:ascii="Cascadia Code" w:hAnsi="Cascadia Code" w:cs="Times New Roman"/>
@@ -20048,10 +19794,9 @@
           <w:szCs w:val="20"/>
           <w:lang w:val="en-US"/>
         </w:rPr>
-        <w:t xml:space="preserve">public V </w:t>
-      </w:r>
-      <w:proofErr w:type="spellStart"/>
-      <w:proofErr w:type="gramStart"/>
+        <w:t>eliminar</w:t>
+      </w:r>
+      <w:proofErr w:type="spellEnd"/>
       <w:r>
         <w:rPr>
           <w:rFonts w:ascii="Cascadia Code" w:hAnsi="Cascadia Code" w:cs="Times New Roman"/>
@@ -20060,10 +19805,13 @@
           <w:szCs w:val="20"/>
           <w:lang w:val="en-US"/>
         </w:rPr>
-        <w:t>eliminar</w:t>
-      </w:r>
-      <w:proofErr w:type="spellEnd"/>
-      <w:r>
+        <w:t>(K clave) {</w:t>
+      </w:r>
+    </w:p>
+    <w:p>
+      <w:pPr>
+        <w:spacing w:after="0" w:line="240" w:lineRule="auto"/>
+        <w:ind w:left="708"/>
         <w:rPr>
           <w:rFonts w:ascii="Cascadia Code" w:hAnsi="Cascadia Code" w:cs="Times New Roman"/>
           <w:bCs/>
@@ -20071,9 +19819,7 @@
           <w:szCs w:val="20"/>
           <w:lang w:val="en-US"/>
         </w:rPr>
-        <w:t>(</w:t>
-      </w:r>
-      <w:proofErr w:type="gramEnd"/>
+      </w:pPr>
       <w:r>
         <w:rPr>
           <w:rFonts w:ascii="Cascadia Code" w:hAnsi="Cascadia Code" w:cs="Times New Roman"/>
@@ -20082,13 +19828,21 @@
           <w:szCs w:val="20"/>
           <w:lang w:val="en-US"/>
         </w:rPr>
-        <w:t>K clave) {</w:t>
+        <w:t xml:space="preserve">        if (clave == null) return null;</w:t>
       </w:r>
     </w:p>
     <w:p>
       <w:pPr>
         <w:spacing w:after="0" w:line="240" w:lineRule="auto"/>
         <w:ind w:left="708"/>
+        <w:rPr>
+          <w:rFonts w:ascii="Cascadia Code" w:hAnsi="Cascadia Code" w:cs="Times New Roman"/>
+          <w:bCs/>
+          <w:sz w:val="20"/>
+          <w:szCs w:val="20"/>
+        </w:rPr>
+      </w:pPr>
+      <w:r>
         <w:rPr>
           <w:rFonts w:ascii="Cascadia Code" w:hAnsi="Cascadia Code" w:cs="Times New Roman"/>
           <w:bCs/>
@@ -20096,8 +19850,135 @@
           <w:szCs w:val="20"/>
           <w:lang w:val="en-US"/>
         </w:rPr>
-      </w:pPr>
-      <w:r>
+        <w:t xml:space="preserve">        </w:t>
+      </w:r>
+      <w:proofErr w:type="spellStart"/>
+      <w:r>
+        <w:rPr>
+          <w:rFonts w:ascii="Cascadia Code" w:hAnsi="Cascadia Code" w:cs="Times New Roman"/>
+          <w:bCs/>
+          <w:sz w:val="20"/>
+          <w:szCs w:val="20"/>
+        </w:rPr>
+        <w:t>ListaEnlazada</w:t>
+      </w:r>
+      <w:proofErr w:type="spellEnd"/>
+      <w:r>
+        <w:rPr>
+          <w:rFonts w:ascii="Cascadia Code" w:hAnsi="Cascadia Code" w:cs="Times New Roman"/>
+          <w:bCs/>
+          <w:sz w:val="20"/>
+          <w:szCs w:val="20"/>
+        </w:rPr>
+        <w:t>&lt;K, V&gt; lista = cubetas[</w:t>
+      </w:r>
+      <w:proofErr w:type="spellStart"/>
+      <w:r>
+        <w:rPr>
+          <w:rFonts w:ascii="Cascadia Code" w:hAnsi="Cascadia Code" w:cs="Times New Roman"/>
+          <w:bCs/>
+          <w:sz w:val="20"/>
+          <w:szCs w:val="20"/>
+        </w:rPr>
+        <w:t>indice</w:t>
+      </w:r>
+      <w:proofErr w:type="spellEnd"/>
+      <w:r>
+        <w:rPr>
+          <w:rFonts w:ascii="Cascadia Code" w:hAnsi="Cascadia Code" w:cs="Times New Roman"/>
+          <w:bCs/>
+          <w:sz w:val="20"/>
+          <w:szCs w:val="20"/>
+        </w:rPr>
+        <w:t>(clave)];</w:t>
+      </w:r>
+    </w:p>
+    <w:p>
+      <w:pPr>
+        <w:spacing w:after="0" w:line="240" w:lineRule="auto"/>
+        <w:ind w:left="708"/>
+        <w:rPr>
+          <w:rFonts w:ascii="Cascadia Code" w:hAnsi="Cascadia Code" w:cs="Times New Roman"/>
+          <w:bCs/>
+          <w:sz w:val="20"/>
+          <w:szCs w:val="20"/>
+        </w:rPr>
+      </w:pPr>
+      <w:r>
+        <w:rPr>
+          <w:rFonts w:ascii="Cascadia Code" w:hAnsi="Cascadia Code" w:cs="Times New Roman"/>
+          <w:bCs/>
+          <w:sz w:val="20"/>
+          <w:szCs w:val="20"/>
+        </w:rPr>
+        <w:t xml:space="preserve">        V eliminado = </w:t>
+      </w:r>
+      <w:proofErr w:type="spellStart"/>
+      <w:r>
+        <w:rPr>
+          <w:rFonts w:ascii="Cascadia Code" w:hAnsi="Cascadia Code" w:cs="Times New Roman"/>
+          <w:bCs/>
+          <w:sz w:val="20"/>
+          <w:szCs w:val="20"/>
+        </w:rPr>
+        <w:t>lista.eliminar</w:t>
+      </w:r>
+      <w:proofErr w:type="spellEnd"/>
+      <w:r>
+        <w:rPr>
+          <w:rFonts w:ascii="Cascadia Code" w:hAnsi="Cascadia Code" w:cs="Times New Roman"/>
+          <w:bCs/>
+          <w:sz w:val="20"/>
+          <w:szCs w:val="20"/>
+        </w:rPr>
+        <w:t>(clave);</w:t>
+      </w:r>
+    </w:p>
+    <w:p>
+      <w:pPr>
+        <w:spacing w:after="0" w:line="240" w:lineRule="auto"/>
+        <w:ind w:left="708"/>
+        <w:rPr>
+          <w:rFonts w:ascii="Cascadia Code" w:hAnsi="Cascadia Code" w:cs="Times New Roman"/>
+          <w:bCs/>
+          <w:sz w:val="20"/>
+          <w:szCs w:val="20"/>
+        </w:rPr>
+      </w:pPr>
+      <w:r>
+        <w:rPr>
+          <w:rFonts w:ascii="Cascadia Code" w:hAnsi="Cascadia Code" w:cs="Times New Roman"/>
+          <w:bCs/>
+          <w:sz w:val="20"/>
+          <w:szCs w:val="20"/>
+        </w:rPr>
+        <w:t xml:space="preserve">        if (eliminado != null) { cantidad--; if (</w:t>
+      </w:r>
+      <w:proofErr w:type="spellStart"/>
+      <w:r>
+        <w:rPr>
+          <w:rFonts w:ascii="Cascadia Code" w:hAnsi="Cascadia Code" w:cs="Times New Roman"/>
+          <w:bCs/>
+          <w:sz w:val="20"/>
+          <w:szCs w:val="20"/>
+        </w:rPr>
+        <w:t>lista.tamano</w:t>
+      </w:r>
+      <w:proofErr w:type="spellEnd"/>
+      <w:r>
+        <w:rPr>
+          <w:rFonts w:ascii="Cascadia Code" w:hAnsi="Cascadia Code" w:cs="Times New Roman"/>
+          <w:bCs/>
+          <w:sz w:val="20"/>
+          <w:szCs w:val="20"/>
+        </w:rPr>
+        <w:t>() &gt; 0 &amp;&amp; colisiones &gt; 0) colisiones--; }</w:t>
+      </w:r>
+    </w:p>
+    <w:p>
+      <w:pPr>
+        <w:spacing w:after="0" w:line="240" w:lineRule="auto"/>
+        <w:ind w:left="708"/>
         <w:rPr>
           <w:rFonts w:ascii="Cascadia Code" w:hAnsi="Cascadia Code" w:cs="Times New Roman"/>
           <w:bCs/>
@@ -20105,20 +19986,16 @@
           <w:szCs w:val="20"/>
           <w:lang w:val="en-US"/>
         </w:rPr>
-        <w:t xml:space="preserve">        if (clave == null) return null;</w:t>
-      </w:r>
-    </w:p>
-    <w:p>
-      <w:pPr>
-        <w:spacing w:after="0" w:line="240" w:lineRule="auto"/>
-        <w:ind w:left="708"/>
+      </w:pPr>
+      <w:r>
         <w:rPr>
           <w:rFonts w:ascii="Cascadia Code" w:hAnsi="Cascadia Code" w:cs="Times New Roman"/>
           <w:bCs/>
           <w:sz w:val="20"/>
           <w:szCs w:val="20"/>
         </w:rPr>
-      </w:pPr>
+        <w:t xml:space="preserve">        </w:t>
+      </w:r>
       <w:r>
         <w:rPr>
           <w:rFonts w:ascii="Cascadia Code" w:hAnsi="Cascadia Code" w:cs="Times New Roman"/>
@@ -20127,157 +20004,10 @@
           <w:szCs w:val="20"/>
           <w:lang w:val="en-US"/>
         </w:rPr>
-        <w:t xml:space="preserve">        </w:t>
+        <w:t xml:space="preserve">return </w:t>
       </w:r>
       <w:proofErr w:type="spellStart"/>
       <w:r>
-        <w:rPr>
-          <w:rFonts w:ascii="Cascadia Code" w:hAnsi="Cascadia Code" w:cs="Times New Roman"/>
-          <w:bCs/>
-          <w:sz w:val="20"/>
-          <w:szCs w:val="20"/>
-        </w:rPr>
-        <w:t>ListaEnlazada</w:t>
-      </w:r>
-      <w:proofErr w:type="spellEnd"/>
-      <w:r>
-        <w:rPr>
-          <w:rFonts w:ascii="Cascadia Code" w:hAnsi="Cascadia Code" w:cs="Times New Roman"/>
-          <w:bCs/>
-          <w:sz w:val="20"/>
-          <w:szCs w:val="20"/>
-        </w:rPr>
-        <w:t>&lt;K, V&gt; lista = cubetas[</w:t>
-      </w:r>
-      <w:proofErr w:type="spellStart"/>
-      <w:r>
-        <w:rPr>
-          <w:rFonts w:ascii="Cascadia Code" w:hAnsi="Cascadia Code" w:cs="Times New Roman"/>
-          <w:bCs/>
-          <w:sz w:val="20"/>
-          <w:szCs w:val="20"/>
-        </w:rPr>
-        <w:t>indice</w:t>
-      </w:r>
-      <w:proofErr w:type="spellEnd"/>
-      <w:r>
-        <w:rPr>
-          <w:rFonts w:ascii="Cascadia Code" w:hAnsi="Cascadia Code" w:cs="Times New Roman"/>
-          <w:bCs/>
-          <w:sz w:val="20"/>
-          <w:szCs w:val="20"/>
-        </w:rPr>
-        <w:t>(clave)];</w:t>
-      </w:r>
-    </w:p>
-    <w:p>
-      <w:pPr>
-        <w:spacing w:after="0" w:line="240" w:lineRule="auto"/>
-        <w:ind w:left="708"/>
-        <w:rPr>
-          <w:rFonts w:ascii="Cascadia Code" w:hAnsi="Cascadia Code" w:cs="Times New Roman"/>
-          <w:bCs/>
-          <w:sz w:val="20"/>
-          <w:szCs w:val="20"/>
-        </w:rPr>
-      </w:pPr>
-      <w:r>
-        <w:rPr>
-          <w:rFonts w:ascii="Cascadia Code" w:hAnsi="Cascadia Code" w:cs="Times New Roman"/>
-          <w:bCs/>
-          <w:sz w:val="20"/>
-          <w:szCs w:val="20"/>
-        </w:rPr>
-        <w:t xml:space="preserve">        V eliminado = </w:t>
-      </w:r>
-      <w:proofErr w:type="spellStart"/>
-      <w:proofErr w:type="gramStart"/>
-      <w:r>
-        <w:rPr>
-          <w:rFonts w:ascii="Cascadia Code" w:hAnsi="Cascadia Code" w:cs="Times New Roman"/>
-          <w:bCs/>
-          <w:sz w:val="20"/>
-          <w:szCs w:val="20"/>
-        </w:rPr>
-        <w:t>lista.eliminar</w:t>
-      </w:r>
-      <w:proofErr w:type="spellEnd"/>
-      <w:proofErr w:type="gramEnd"/>
-      <w:r>
-        <w:rPr>
-          <w:rFonts w:ascii="Cascadia Code" w:hAnsi="Cascadia Code" w:cs="Times New Roman"/>
-          <w:bCs/>
-          <w:sz w:val="20"/>
-          <w:szCs w:val="20"/>
-        </w:rPr>
-        <w:t>(clave);</w:t>
-      </w:r>
-    </w:p>
-    <w:p>
-      <w:pPr>
-        <w:spacing w:after="0" w:line="240" w:lineRule="auto"/>
-        <w:ind w:left="708"/>
-        <w:rPr>
-          <w:rFonts w:ascii="Cascadia Code" w:hAnsi="Cascadia Code" w:cs="Times New Roman"/>
-          <w:bCs/>
-          <w:sz w:val="20"/>
-          <w:szCs w:val="20"/>
-        </w:rPr>
-      </w:pPr>
-      <w:r>
-        <w:rPr>
-          <w:rFonts w:ascii="Cascadia Code" w:hAnsi="Cascadia Code" w:cs="Times New Roman"/>
-          <w:bCs/>
-          <w:sz w:val="20"/>
-          <w:szCs w:val="20"/>
-        </w:rPr>
-        <w:t xml:space="preserve">        if (</w:t>
-      </w:r>
-      <w:proofErr w:type="gramStart"/>
-      <w:r>
-        <w:rPr>
-          <w:rFonts w:ascii="Cascadia Code" w:hAnsi="Cascadia Code" w:cs="Times New Roman"/>
-          <w:bCs/>
-          <w:sz w:val="20"/>
-          <w:szCs w:val="20"/>
-        </w:rPr>
-        <w:t>eliminado !</w:t>
-      </w:r>
-      <w:proofErr w:type="gramEnd"/>
-      <w:r>
-        <w:rPr>
-          <w:rFonts w:ascii="Cascadia Code" w:hAnsi="Cascadia Code" w:cs="Times New Roman"/>
-          <w:bCs/>
-          <w:sz w:val="20"/>
-          <w:szCs w:val="20"/>
-        </w:rPr>
-        <w:t>= null) { cantidad--; if (</w:t>
-      </w:r>
-      <w:proofErr w:type="spellStart"/>
-      <w:r>
-        <w:rPr>
-          <w:rFonts w:ascii="Cascadia Code" w:hAnsi="Cascadia Code" w:cs="Times New Roman"/>
-          <w:bCs/>
-          <w:sz w:val="20"/>
-          <w:szCs w:val="20"/>
-        </w:rPr>
-        <w:t>lista.tamano</w:t>
-      </w:r>
-      <w:proofErr w:type="spellEnd"/>
-      <w:r>
-        <w:rPr>
-          <w:rFonts w:ascii="Cascadia Code" w:hAnsi="Cascadia Code" w:cs="Times New Roman"/>
-          <w:bCs/>
-          <w:sz w:val="20"/>
-          <w:szCs w:val="20"/>
-        </w:rPr>
-        <w:t>() &gt; 0 &amp;&amp; colisiones &gt; 0) colisiones--; }</w:t>
-      </w:r>
-    </w:p>
-    <w:p>
-      <w:pPr>
-        <w:spacing w:after="0" w:line="240" w:lineRule="auto"/>
-        <w:ind w:left="708"/>
         <w:rPr>
           <w:rFonts w:ascii="Cascadia Code" w:hAnsi="Cascadia Code" w:cs="Times New Roman"/>
           <w:bCs/>
@@ -20285,16 +20015,9 @@
           <w:szCs w:val="20"/>
           <w:lang w:val="en-US"/>
         </w:rPr>
-      </w:pPr>
-      <w:r>
-        <w:rPr>
-          <w:rFonts w:ascii="Cascadia Code" w:hAnsi="Cascadia Code" w:cs="Times New Roman"/>
-          <w:bCs/>
-          <w:sz w:val="20"/>
-          <w:szCs w:val="20"/>
-        </w:rPr>
-        <w:t xml:space="preserve">        </w:t>
-      </w:r>
+        <w:t>eliminado</w:t>
+      </w:r>
+      <w:proofErr w:type="spellEnd"/>
       <w:r>
         <w:rPr>
           <w:rFonts w:ascii="Cascadia Code" w:hAnsi="Cascadia Code" w:cs="Times New Roman"/>
@@ -20303,10 +20026,13 @@
           <w:szCs w:val="20"/>
           <w:lang w:val="en-US"/>
         </w:rPr>
-        <w:t xml:space="preserve">return </w:t>
-      </w:r>
-      <w:proofErr w:type="spellStart"/>
-      <w:r>
+        <w:t>;</w:t>
+      </w:r>
+    </w:p>
+    <w:p>
+      <w:pPr>
+        <w:spacing w:after="0" w:line="240" w:lineRule="auto"/>
+        <w:ind w:left="708"/>
         <w:rPr>
           <w:rFonts w:ascii="Cascadia Code" w:hAnsi="Cascadia Code" w:cs="Times New Roman"/>
           <w:bCs/>
@@ -20314,9 +20040,7 @@
           <w:szCs w:val="20"/>
           <w:lang w:val="en-US"/>
         </w:rPr>
-        <w:t>eliminado</w:t>
-      </w:r>
-      <w:proofErr w:type="spellEnd"/>
+      </w:pPr>
       <w:r>
         <w:rPr>
           <w:rFonts w:ascii="Cascadia Code" w:hAnsi="Cascadia Code" w:cs="Times New Roman"/>
@@ -20325,7 +20049,7 @@
           <w:szCs w:val="20"/>
           <w:lang w:val="en-US"/>
         </w:rPr>
-        <w:t>;</w:t>
+        <w:t xml:space="preserve">    }</w:t>
       </w:r>
     </w:p>
     <w:p>
@@ -20348,13 +20072,10 @@
           <w:szCs w:val="20"/>
           <w:lang w:val="en-US"/>
         </w:rPr>
-        <w:t xml:space="preserve">    }</w:t>
-      </w:r>
-    </w:p>
-    <w:p>
-      <w:pPr>
-        <w:spacing w:after="0" w:line="240" w:lineRule="auto"/>
-        <w:ind w:left="708"/>
+        <w:t xml:space="preserve">    public </w:t>
+      </w:r>
+      <w:proofErr w:type="spellStart"/>
+      <w:r>
         <w:rPr>
           <w:rFonts w:ascii="Cascadia Code" w:hAnsi="Cascadia Code" w:cs="Times New Roman"/>
           <w:bCs/>
@@ -20362,7 +20083,9 @@
           <w:szCs w:val="20"/>
           <w:lang w:val="en-US"/>
         </w:rPr>
-      </w:pPr>
+        <w:t>boolean</w:t>
+      </w:r>
+      <w:proofErr w:type="spellEnd"/>
       <w:r>
         <w:rPr>
           <w:rFonts w:ascii="Cascadia Code" w:hAnsi="Cascadia Code" w:cs="Times New Roman"/>
@@ -20371,7 +20094,7 @@
           <w:szCs w:val="20"/>
           <w:lang w:val="en-US"/>
         </w:rPr>
-        <w:t xml:space="preserve">    public </w:t>
+        <w:t xml:space="preserve"> </w:t>
       </w:r>
       <w:proofErr w:type="spellStart"/>
       <w:r>
@@ -20382,7 +20105,7 @@
           <w:szCs w:val="20"/>
           <w:lang w:val="en-US"/>
         </w:rPr>
-        <w:t>boolean</w:t>
+        <w:t>contiene</w:t>
       </w:r>
       <w:proofErr w:type="spellEnd"/>
       <w:r>
@@ -20393,10 +20116,9 @@
           <w:szCs w:val="20"/>
           <w:lang w:val="en-US"/>
         </w:rPr>
-        <w:t xml:space="preserve"> </w:t>
+        <w:t xml:space="preserve">(K clave) { return </w:t>
       </w:r>
       <w:proofErr w:type="spellStart"/>
-      <w:proofErr w:type="gramStart"/>
       <w:r>
         <w:rPr>
           <w:rFonts w:ascii="Cascadia Code" w:hAnsi="Cascadia Code" w:cs="Times New Roman"/>
@@ -20405,7 +20127,7 @@
           <w:szCs w:val="20"/>
           <w:lang w:val="en-US"/>
         </w:rPr>
-        <w:t>contiene</w:t>
+        <w:t>obtener</w:t>
       </w:r>
       <w:proofErr w:type="spellEnd"/>
       <w:r>
@@ -20416,10 +20138,13 @@
           <w:szCs w:val="20"/>
           <w:lang w:val="en-US"/>
         </w:rPr>
-        <w:t>(</w:t>
-      </w:r>
-      <w:proofErr w:type="gramEnd"/>
-      <w:r>
+        <w:t>(clave) != null; }</w:t>
+      </w:r>
+    </w:p>
+    <w:p>
+      <w:pPr>
+        <w:spacing w:after="0" w:line="240" w:lineRule="auto"/>
+        <w:ind w:left="708"/>
         <w:rPr>
           <w:rFonts w:ascii="Cascadia Code" w:hAnsi="Cascadia Code" w:cs="Times New Roman"/>
           <w:bCs/>
@@ -20427,9 +20152,7 @@
           <w:szCs w:val="20"/>
           <w:lang w:val="en-US"/>
         </w:rPr>
-        <w:t xml:space="preserve">K clave) { return </w:t>
-      </w:r>
-      <w:proofErr w:type="spellStart"/>
+      </w:pPr>
       <w:r>
         <w:rPr>
           <w:rFonts w:ascii="Cascadia Code" w:hAnsi="Cascadia Code" w:cs="Times New Roman"/>
@@ -20438,9 +20161,9 @@
           <w:szCs w:val="20"/>
           <w:lang w:val="en-US"/>
         </w:rPr>
-        <w:t>obtener</w:t>
-      </w:r>
-      <w:proofErr w:type="spellEnd"/>
+        <w:t xml:space="preserve">    public int </w:t>
+      </w:r>
+      <w:proofErr w:type="spellStart"/>
       <w:r>
         <w:rPr>
           <w:rFonts w:ascii="Cascadia Code" w:hAnsi="Cascadia Code" w:cs="Times New Roman"/>
@@ -20449,13 +20172,10 @@
           <w:szCs w:val="20"/>
           <w:lang w:val="en-US"/>
         </w:rPr>
-        <w:t>(clave) != null; }</w:t>
-      </w:r>
-    </w:p>
-    <w:p>
-      <w:pPr>
-        <w:spacing w:after="0" w:line="240" w:lineRule="auto"/>
-        <w:ind w:left="708"/>
+        <w:t>tamano</w:t>
+      </w:r>
+      <w:proofErr w:type="spellEnd"/>
+      <w:r>
         <w:rPr>
           <w:rFonts w:ascii="Cascadia Code" w:hAnsi="Cascadia Code" w:cs="Times New Roman"/>
           <w:bCs/>
@@ -20463,7 +20183,9 @@
           <w:szCs w:val="20"/>
           <w:lang w:val="en-US"/>
         </w:rPr>
-      </w:pPr>
+        <w:t xml:space="preserve">() { return </w:t>
+      </w:r>
+      <w:proofErr w:type="spellStart"/>
       <w:r>
         <w:rPr>
           <w:rFonts w:ascii="Cascadia Code" w:hAnsi="Cascadia Code" w:cs="Times New Roman"/>
@@ -20472,10 +20194,9 @@
           <w:szCs w:val="20"/>
           <w:lang w:val="en-US"/>
         </w:rPr>
-        <w:t xml:space="preserve">    public int </w:t>
-      </w:r>
-      <w:proofErr w:type="spellStart"/>
-      <w:proofErr w:type="gramStart"/>
+        <w:t>cantidad</w:t>
+      </w:r>
+      <w:proofErr w:type="spellEnd"/>
       <w:r>
         <w:rPr>
           <w:rFonts w:ascii="Cascadia Code" w:hAnsi="Cascadia Code" w:cs="Times New Roman"/>
@@ -20484,10 +20205,13 @@
           <w:szCs w:val="20"/>
           <w:lang w:val="en-US"/>
         </w:rPr>
-        <w:t>tamano</w:t>
-      </w:r>
-      <w:proofErr w:type="spellEnd"/>
-      <w:r>
+        <w:t>; }</w:t>
+      </w:r>
+    </w:p>
+    <w:p>
+      <w:pPr>
+        <w:spacing w:after="0" w:line="240" w:lineRule="auto"/>
+        <w:ind w:left="708"/>
         <w:rPr>
           <w:rFonts w:ascii="Cascadia Code" w:hAnsi="Cascadia Code" w:cs="Times New Roman"/>
           <w:bCs/>
@@ -20495,9 +20219,7 @@
           <w:szCs w:val="20"/>
           <w:lang w:val="en-US"/>
         </w:rPr>
-        <w:t>(</w:t>
-      </w:r>
-      <w:proofErr w:type="gramEnd"/>
+      </w:pPr>
       <w:r>
         <w:rPr>
           <w:rFonts w:ascii="Cascadia Code" w:hAnsi="Cascadia Code" w:cs="Times New Roman"/>
@@ -20506,7 +20228,7 @@
           <w:szCs w:val="20"/>
           <w:lang w:val="en-US"/>
         </w:rPr>
-        <w:t xml:space="preserve">) { return </w:t>
+        <w:t xml:space="preserve">    public int </w:t>
       </w:r>
       <w:proofErr w:type="spellStart"/>
       <w:r>
@@ -20517,7 +20239,7 @@
           <w:szCs w:val="20"/>
           <w:lang w:val="en-US"/>
         </w:rPr>
-        <w:t>cantidad</w:t>
+        <w:t>capacidad</w:t>
       </w:r>
       <w:proofErr w:type="spellEnd"/>
       <w:r>
@@ -20528,13 +20250,10 @@
           <w:szCs w:val="20"/>
           <w:lang w:val="en-US"/>
         </w:rPr>
-        <w:t>; }</w:t>
-      </w:r>
-    </w:p>
-    <w:p>
-      <w:pPr>
-        <w:spacing w:after="0" w:line="240" w:lineRule="auto"/>
-        <w:ind w:left="708"/>
+        <w:t xml:space="preserve">() { return </w:t>
+      </w:r>
+      <w:proofErr w:type="spellStart"/>
+      <w:r>
         <w:rPr>
           <w:rFonts w:ascii="Cascadia Code" w:hAnsi="Cascadia Code" w:cs="Times New Roman"/>
           <w:bCs/>
@@ -20542,7 +20261,9 @@
           <w:szCs w:val="20"/>
           <w:lang w:val="en-US"/>
         </w:rPr>
-      </w:pPr>
+        <w:t>cubetas.length</w:t>
+      </w:r>
+      <w:proofErr w:type="spellEnd"/>
       <w:r>
         <w:rPr>
           <w:rFonts w:ascii="Cascadia Code" w:hAnsi="Cascadia Code" w:cs="Times New Roman"/>
@@ -20551,11 +20272,13 @@
           <w:szCs w:val="20"/>
           <w:lang w:val="en-US"/>
         </w:rPr>
-        <w:t xml:space="preserve">    public int </w:t>
-      </w:r>
-      <w:proofErr w:type="spellStart"/>
-      <w:proofErr w:type="gramStart"/>
-      <w:r>
+        <w:t>; }</w:t>
+      </w:r>
+    </w:p>
+    <w:p>
+      <w:pPr>
+        <w:spacing w:after="0" w:line="240" w:lineRule="auto"/>
+        <w:ind w:left="708"/>
         <w:rPr>
           <w:rFonts w:ascii="Cascadia Code" w:hAnsi="Cascadia Code" w:cs="Times New Roman"/>
           <w:bCs/>
@@ -20563,9 +20286,7 @@
           <w:szCs w:val="20"/>
           <w:lang w:val="en-US"/>
         </w:rPr>
-        <w:t>capacidad</w:t>
-      </w:r>
-      <w:proofErr w:type="spellEnd"/>
+      </w:pPr>
       <w:r>
         <w:rPr>
           <w:rFonts w:ascii="Cascadia Code" w:hAnsi="Cascadia Code" w:cs="Times New Roman"/>
@@ -20574,9 +20295,9 @@
           <w:szCs w:val="20"/>
           <w:lang w:val="en-US"/>
         </w:rPr>
-        <w:t>(</w:t>
-      </w:r>
-      <w:proofErr w:type="gramEnd"/>
+        <w:t xml:space="preserve">    public int </w:t>
+      </w:r>
+      <w:proofErr w:type="spellStart"/>
       <w:r>
         <w:rPr>
           <w:rFonts w:ascii="Cascadia Code" w:hAnsi="Cascadia Code" w:cs="Times New Roman"/>
@@ -20585,9 +20306,9 @@
           <w:szCs w:val="20"/>
           <w:lang w:val="en-US"/>
         </w:rPr>
-        <w:t xml:space="preserve">) { return </w:t>
-      </w:r>
-      <w:proofErr w:type="spellStart"/>
+        <w:t>colisiones</w:t>
+      </w:r>
+      <w:proofErr w:type="spellEnd"/>
       <w:r>
         <w:rPr>
           <w:rFonts w:ascii="Cascadia Code" w:hAnsi="Cascadia Code" w:cs="Times New Roman"/>
@@ -20596,9 +20317,9 @@
           <w:szCs w:val="20"/>
           <w:lang w:val="en-US"/>
         </w:rPr>
-        <w:t>cubetas.length</w:t>
-      </w:r>
-      <w:proofErr w:type="spellEnd"/>
+        <w:t xml:space="preserve">() { return </w:t>
+      </w:r>
+      <w:proofErr w:type="spellStart"/>
       <w:r>
         <w:rPr>
           <w:rFonts w:ascii="Cascadia Code" w:hAnsi="Cascadia Code" w:cs="Times New Roman"/>
@@ -20607,13 +20328,10 @@
           <w:szCs w:val="20"/>
           <w:lang w:val="en-US"/>
         </w:rPr>
-        <w:t>; }</w:t>
-      </w:r>
-    </w:p>
-    <w:p>
-      <w:pPr>
-        <w:spacing w:after="0" w:line="240" w:lineRule="auto"/>
-        <w:ind w:left="708"/>
+        <w:t>colisiones</w:t>
+      </w:r>
+      <w:proofErr w:type="spellEnd"/>
+      <w:r>
         <w:rPr>
           <w:rFonts w:ascii="Cascadia Code" w:hAnsi="Cascadia Code" w:cs="Times New Roman"/>
           <w:bCs/>
@@ -20621,8 +20339,13 @@
           <w:szCs w:val="20"/>
           <w:lang w:val="en-US"/>
         </w:rPr>
-      </w:pPr>
-      <w:r>
+        <w:t>; }</w:t>
+      </w:r>
+    </w:p>
+    <w:p>
+      <w:pPr>
+        <w:spacing w:after="0" w:line="240" w:lineRule="auto"/>
+        <w:ind w:left="708"/>
         <w:rPr>
           <w:rFonts w:ascii="Cascadia Code" w:hAnsi="Cascadia Code" w:cs="Times New Roman"/>
           <w:bCs/>
@@ -20630,10 +20353,7 @@
           <w:szCs w:val="20"/>
           <w:lang w:val="en-US"/>
         </w:rPr>
-        <w:t xml:space="preserve">    public int </w:t>
-      </w:r>
-      <w:proofErr w:type="spellStart"/>
-      <w:proofErr w:type="gramStart"/>
+      </w:pPr>
       <w:r>
         <w:rPr>
           <w:rFonts w:ascii="Cascadia Code" w:hAnsi="Cascadia Code" w:cs="Times New Roman"/>
@@ -20642,9 +20362,9 @@
           <w:szCs w:val="20"/>
           <w:lang w:val="en-US"/>
         </w:rPr>
-        <w:t>colisiones</w:t>
-      </w:r>
-      <w:proofErr w:type="spellEnd"/>
+        <w:t xml:space="preserve">    public double </w:t>
+      </w:r>
+      <w:proofErr w:type="spellStart"/>
       <w:r>
         <w:rPr>
           <w:rFonts w:ascii="Cascadia Code" w:hAnsi="Cascadia Code" w:cs="Times New Roman"/>
@@ -20653,9 +20373,9 @@
           <w:szCs w:val="20"/>
           <w:lang w:val="en-US"/>
         </w:rPr>
-        <w:t>(</w:t>
-      </w:r>
-      <w:proofErr w:type="gramEnd"/>
+        <w:t>factorCarga</w:t>
+      </w:r>
+      <w:proofErr w:type="spellEnd"/>
       <w:r>
         <w:rPr>
           <w:rFonts w:ascii="Cascadia Code" w:hAnsi="Cascadia Code" w:cs="Times New Roman"/>
@@ -20664,7 +20384,7 @@
           <w:szCs w:val="20"/>
           <w:lang w:val="en-US"/>
         </w:rPr>
-        <w:t xml:space="preserve">) { return </w:t>
+        <w:t xml:space="preserve">() { return (double) </w:t>
       </w:r>
       <w:proofErr w:type="spellStart"/>
       <w:r>
@@ -20675,7 +20395,7 @@
           <w:szCs w:val="20"/>
           <w:lang w:val="en-US"/>
         </w:rPr>
-        <w:t>colisiones</w:t>
+        <w:t>cantidad</w:t>
       </w:r>
       <w:proofErr w:type="spellEnd"/>
       <w:r>
@@ -20686,13 +20406,10 @@
           <w:szCs w:val="20"/>
           <w:lang w:val="en-US"/>
         </w:rPr>
-        <w:t>; }</w:t>
-      </w:r>
-    </w:p>
-    <w:p>
-      <w:pPr>
-        <w:spacing w:after="0" w:line="240" w:lineRule="auto"/>
-        <w:ind w:left="708"/>
+        <w:t xml:space="preserve"> / </w:t>
+      </w:r>
+      <w:proofErr w:type="spellStart"/>
+      <w:r>
         <w:rPr>
           <w:rFonts w:ascii="Cascadia Code" w:hAnsi="Cascadia Code" w:cs="Times New Roman"/>
           <w:bCs/>
@@ -20700,7 +20417,9 @@
           <w:szCs w:val="20"/>
           <w:lang w:val="en-US"/>
         </w:rPr>
-      </w:pPr>
+        <w:t>cubetas.length</w:t>
+      </w:r>
+      <w:proofErr w:type="spellEnd"/>
       <w:r>
         <w:rPr>
           <w:rFonts w:ascii="Cascadia Code" w:hAnsi="Cascadia Code" w:cs="Times New Roman"/>
@@ -20709,11 +20428,13 @@
           <w:szCs w:val="20"/>
           <w:lang w:val="en-US"/>
         </w:rPr>
-        <w:t xml:space="preserve">    public double </w:t>
-      </w:r>
-      <w:proofErr w:type="spellStart"/>
-      <w:proofErr w:type="gramStart"/>
-      <w:r>
+        <w:t>; }</w:t>
+      </w:r>
+    </w:p>
+    <w:p>
+      <w:pPr>
+        <w:spacing w:after="0" w:line="240" w:lineRule="auto"/>
+        <w:ind w:left="708"/>
         <w:rPr>
           <w:rFonts w:ascii="Cascadia Code" w:hAnsi="Cascadia Code" w:cs="Times New Roman"/>
           <w:bCs/>
@@ -20721,9 +20442,7 @@
           <w:szCs w:val="20"/>
           <w:lang w:val="en-US"/>
         </w:rPr>
-        <w:t>factorCarga</w:t>
-      </w:r>
-      <w:proofErr w:type="spellEnd"/>
+      </w:pPr>
       <w:r>
         <w:rPr>
           <w:rFonts w:ascii="Cascadia Code" w:hAnsi="Cascadia Code" w:cs="Times New Roman"/>
@@ -20732,10 +20451,13 @@
           <w:szCs w:val="20"/>
           <w:lang w:val="en-US"/>
         </w:rPr>
-        <w:t>(</w:t>
-      </w:r>
-      <w:proofErr w:type="gramEnd"/>
-      <w:r>
+        <w:t xml:space="preserve">    @SuppressWarnings("unchecked")</w:t>
+      </w:r>
+    </w:p>
+    <w:p>
+      <w:pPr>
+        <w:spacing w:after="0" w:line="240" w:lineRule="auto"/>
+        <w:ind w:left="708"/>
         <w:rPr>
           <w:rFonts w:ascii="Cascadia Code" w:hAnsi="Cascadia Code" w:cs="Times New Roman"/>
           <w:bCs/>
@@ -20743,9 +20465,7 @@
           <w:szCs w:val="20"/>
           <w:lang w:val="en-US"/>
         </w:rPr>
-        <w:t xml:space="preserve">) { return (double) </w:t>
-      </w:r>
-      <w:proofErr w:type="spellStart"/>
+      </w:pPr>
       <w:r>
         <w:rPr>
           <w:rFonts w:ascii="Cascadia Code" w:hAnsi="Cascadia Code" w:cs="Times New Roman"/>
@@ -20754,9 +20474,9 @@
           <w:szCs w:val="20"/>
           <w:lang w:val="en-US"/>
         </w:rPr>
-        <w:t>cantidad</w:t>
-      </w:r>
-      <w:proofErr w:type="spellEnd"/>
+        <w:t xml:space="preserve">    public void </w:t>
+      </w:r>
+      <w:proofErr w:type="spellStart"/>
       <w:r>
         <w:rPr>
           <w:rFonts w:ascii="Cascadia Code" w:hAnsi="Cascadia Code" w:cs="Times New Roman"/>
@@ -20765,9 +20485,9 @@
           <w:szCs w:val="20"/>
           <w:lang w:val="en-US"/>
         </w:rPr>
-        <w:t xml:space="preserve"> / </w:t>
-      </w:r>
-      <w:proofErr w:type="spellStart"/>
+        <w:t>limpiar</w:t>
+      </w:r>
+      <w:proofErr w:type="spellEnd"/>
       <w:r>
         <w:rPr>
           <w:rFonts w:ascii="Cascadia Code" w:hAnsi="Cascadia Code" w:cs="Times New Roman"/>
@@ -20776,10 +20496,13 @@
           <w:szCs w:val="20"/>
           <w:lang w:val="en-US"/>
         </w:rPr>
-        <w:t>cubetas.length</w:t>
-      </w:r>
-      <w:proofErr w:type="spellEnd"/>
-      <w:r>
+        <w:t>() {</w:t>
+      </w:r>
+    </w:p>
+    <w:p>
+      <w:pPr>
+        <w:spacing w:after="0" w:line="240" w:lineRule="auto"/>
+        <w:ind w:left="708"/>
         <w:rPr>
           <w:rFonts w:ascii="Cascadia Code" w:hAnsi="Cascadia Code" w:cs="Times New Roman"/>
           <w:bCs/>
@@ -20787,13 +20510,8 @@
           <w:szCs w:val="20"/>
           <w:lang w:val="en-US"/>
         </w:rPr>
-        <w:t>; }</w:t>
-      </w:r>
-    </w:p>
-    <w:p>
-      <w:pPr>
-        <w:spacing w:after="0" w:line="240" w:lineRule="auto"/>
-        <w:ind w:left="708"/>
+      </w:pPr>
+      <w:r>
         <w:rPr>
           <w:rFonts w:ascii="Cascadia Code" w:hAnsi="Cascadia Code" w:cs="Times New Roman"/>
           <w:bCs/>
@@ -20801,7 +20519,9 @@
           <w:szCs w:val="20"/>
           <w:lang w:val="en-US"/>
         </w:rPr>
-      </w:pPr>
+        <w:t xml:space="preserve">        int </w:t>
+      </w:r>
+      <w:proofErr w:type="spellStart"/>
       <w:r>
         <w:rPr>
           <w:rFonts w:ascii="Cascadia Code" w:hAnsi="Cascadia Code" w:cs="Times New Roman"/>
@@ -20810,13 +20530,10 @@
           <w:szCs w:val="20"/>
           <w:lang w:val="en-US"/>
         </w:rPr>
-        <w:t xml:space="preserve">    @SuppressWarnings("unchecked")</w:t>
-      </w:r>
-    </w:p>
-    <w:p>
-      <w:pPr>
-        <w:spacing w:after="0" w:line="240" w:lineRule="auto"/>
-        <w:ind w:left="708"/>
+        <w:t>i</w:t>
+      </w:r>
+      <w:proofErr w:type="spellEnd"/>
+      <w:r>
         <w:rPr>
           <w:rFonts w:ascii="Cascadia Code" w:hAnsi="Cascadia Code" w:cs="Times New Roman"/>
           <w:bCs/>
@@ -20824,7 +20541,9 @@
           <w:szCs w:val="20"/>
           <w:lang w:val="en-US"/>
         </w:rPr>
-      </w:pPr>
+        <w:t>=0; while(</w:t>
+      </w:r>
+      <w:proofErr w:type="spellStart"/>
       <w:r>
         <w:rPr>
           <w:rFonts w:ascii="Cascadia Code" w:hAnsi="Cascadia Code" w:cs="Times New Roman"/>
@@ -20833,10 +20552,9 @@
           <w:szCs w:val="20"/>
           <w:lang w:val="en-US"/>
         </w:rPr>
-        <w:t xml:space="preserve">    public void </w:t>
-      </w:r>
-      <w:proofErr w:type="spellStart"/>
-      <w:proofErr w:type="gramStart"/>
+        <w:t>i</w:t>
+      </w:r>
+      <w:proofErr w:type="spellEnd"/>
       <w:r>
         <w:rPr>
           <w:rFonts w:ascii="Cascadia Code" w:hAnsi="Cascadia Code" w:cs="Times New Roman"/>
@@ -20845,9 +20563,9 @@
           <w:szCs w:val="20"/>
           <w:lang w:val="en-US"/>
         </w:rPr>
-        <w:t>limpiar</w:t>
-      </w:r>
-      <w:proofErr w:type="spellEnd"/>
+        <w:t>&lt;</w:t>
+      </w:r>
+      <w:proofErr w:type="spellStart"/>
       <w:r>
         <w:rPr>
           <w:rFonts w:ascii="Cascadia Code" w:hAnsi="Cascadia Code" w:cs="Times New Roman"/>
@@ -20856,9 +20574,9 @@
           <w:szCs w:val="20"/>
           <w:lang w:val="en-US"/>
         </w:rPr>
-        <w:t>(</w:t>
-      </w:r>
-      <w:proofErr w:type="gramEnd"/>
+        <w:t>cubetas.length</w:t>
+      </w:r>
+      <w:proofErr w:type="spellEnd"/>
       <w:r>
         <w:rPr>
           <w:rFonts w:ascii="Cascadia Code" w:hAnsi="Cascadia Code" w:cs="Times New Roman"/>
@@ -20867,13 +20585,10 @@
           <w:szCs w:val="20"/>
           <w:lang w:val="en-US"/>
         </w:rPr>
-        <w:t>) {</w:t>
-      </w:r>
-    </w:p>
-    <w:p>
-      <w:pPr>
-        <w:spacing w:after="0" w:line="240" w:lineRule="auto"/>
-        <w:ind w:left="708"/>
+        <w:t xml:space="preserve">){ </w:t>
+      </w:r>
+      <w:proofErr w:type="spellStart"/>
+      <w:r>
         <w:rPr>
           <w:rFonts w:ascii="Cascadia Code" w:hAnsi="Cascadia Code" w:cs="Times New Roman"/>
           <w:bCs/>
@@ -20881,7 +20596,9 @@
           <w:szCs w:val="20"/>
           <w:lang w:val="en-US"/>
         </w:rPr>
-      </w:pPr>
+        <w:t>cubetas</w:t>
+      </w:r>
+      <w:proofErr w:type="spellEnd"/>
       <w:r>
         <w:rPr>
           <w:rFonts w:ascii="Cascadia Code" w:hAnsi="Cascadia Code" w:cs="Times New Roman"/>
@@ -20890,7 +20607,7 @@
           <w:szCs w:val="20"/>
           <w:lang w:val="en-US"/>
         </w:rPr>
-        <w:t xml:space="preserve">        int </w:t>
+        <w:t>[</w:t>
       </w:r>
       <w:proofErr w:type="spellStart"/>
       <w:r>
@@ -20912,7 +20629,7 @@
           <w:szCs w:val="20"/>
           <w:lang w:val="en-US"/>
         </w:rPr>
-        <w:t>=0; while(</w:t>
+        <w:t xml:space="preserve">]=new </w:t>
       </w:r>
       <w:proofErr w:type="spellStart"/>
       <w:r>
@@ -20923,7 +20640,7 @@
           <w:szCs w:val="20"/>
           <w:lang w:val="en-US"/>
         </w:rPr>
-        <w:t>i</w:t>
+        <w:t>ListaEnlazada</w:t>
       </w:r>
       <w:proofErr w:type="spellEnd"/>
       <w:r>
@@ -20934,10 +20651,9 @@
           <w:szCs w:val="20"/>
           <w:lang w:val="en-US"/>
         </w:rPr>
-        <w:t>&lt;</w:t>
+        <w:t xml:space="preserve">&lt;K,V&gt;(); </w:t>
       </w:r>
       <w:proofErr w:type="spellStart"/>
-      <w:proofErr w:type="gramStart"/>
       <w:r>
         <w:rPr>
           <w:rFonts w:ascii="Cascadia Code" w:hAnsi="Cascadia Code" w:cs="Times New Roman"/>
@@ -20946,10 +20662,9 @@
           <w:szCs w:val="20"/>
           <w:lang w:val="en-US"/>
         </w:rPr>
-        <w:t>cubetas.length</w:t>
+        <w:t>i</w:t>
       </w:r>
       <w:proofErr w:type="spellEnd"/>
-      <w:proofErr w:type="gramEnd"/>
       <w:r>
         <w:rPr>
           <w:rFonts w:ascii="Cascadia Code" w:hAnsi="Cascadia Code" w:cs="Times New Roman"/>
@@ -20958,9 +20673,20 @@
           <w:szCs w:val="20"/>
           <w:lang w:val="en-US"/>
         </w:rPr>
-        <w:t xml:space="preserve">){ </w:t>
-      </w:r>
-      <w:proofErr w:type="spellStart"/>
+        <w:t>++; }</w:t>
+      </w:r>
+    </w:p>
+    <w:p>
+      <w:pPr>
+        <w:spacing w:after="0" w:line="240" w:lineRule="auto"/>
+        <w:ind w:left="708"/>
+        <w:rPr>
+          <w:rFonts w:ascii="Cascadia Code" w:hAnsi="Cascadia Code" w:cs="Times New Roman"/>
+          <w:bCs/>
+          <w:sz w:val="20"/>
+          <w:szCs w:val="20"/>
+        </w:rPr>
+      </w:pPr>
       <w:r>
         <w:rPr>
           <w:rFonts w:ascii="Cascadia Code" w:hAnsi="Cascadia Code" w:cs="Times New Roman"/>
@@ -20969,10 +20695,84 @@
           <w:szCs w:val="20"/>
           <w:lang w:val="en-US"/>
         </w:rPr>
-        <w:t>cubetas</w:t>
+        <w:t xml:space="preserve">        </w:t>
+      </w:r>
+      <w:r>
+        <w:rPr>
+          <w:rFonts w:ascii="Cascadia Code" w:hAnsi="Cascadia Code" w:cs="Times New Roman"/>
+          <w:bCs/>
+          <w:sz w:val="20"/>
+          <w:szCs w:val="20"/>
+        </w:rPr>
+        <w:t>cantidad=0; colisiones=0;</w:t>
+      </w:r>
+    </w:p>
+    <w:p>
+      <w:pPr>
+        <w:spacing w:after="0" w:line="240" w:lineRule="auto"/>
+        <w:ind w:left="708"/>
+        <w:rPr>
+          <w:rFonts w:ascii="Cascadia Code" w:hAnsi="Cascadia Code" w:cs="Times New Roman"/>
+          <w:bCs/>
+          <w:sz w:val="20"/>
+          <w:szCs w:val="20"/>
+        </w:rPr>
+      </w:pPr>
+      <w:r>
+        <w:rPr>
+          <w:rFonts w:ascii="Cascadia Code" w:hAnsi="Cascadia Code" w:cs="Times New Roman"/>
+          <w:bCs/>
+          <w:sz w:val="20"/>
+          <w:szCs w:val="20"/>
+        </w:rPr>
+        <w:t xml:space="preserve">    }</w:t>
+      </w:r>
+    </w:p>
+    <w:p>
+      <w:pPr>
+        <w:spacing w:after="0" w:line="240" w:lineRule="auto"/>
+        <w:ind w:left="708"/>
+        <w:rPr>
+          <w:rFonts w:ascii="Cascadia Code" w:hAnsi="Cascadia Code" w:cs="Times New Roman"/>
+          <w:bCs/>
+          <w:sz w:val="20"/>
+          <w:szCs w:val="20"/>
+        </w:rPr>
+      </w:pPr>
+      <w:r>
+        <w:rPr>
+          <w:rFonts w:ascii="Cascadia Code" w:hAnsi="Cascadia Code" w:cs="Times New Roman"/>
+          <w:bCs/>
+          <w:sz w:val="20"/>
+          <w:szCs w:val="20"/>
+        </w:rPr>
+        <w:t xml:space="preserve">    public </w:t>
+      </w:r>
+      <w:proofErr w:type="spellStart"/>
+      <w:r>
+        <w:rPr>
+          <w:rFonts w:ascii="Cascadia Code" w:hAnsi="Cascadia Code" w:cs="Times New Roman"/>
+          <w:bCs/>
+          <w:sz w:val="20"/>
+          <w:szCs w:val="20"/>
+        </w:rPr>
+        <w:t>void</w:t>
       </w:r>
       <w:proofErr w:type="spellEnd"/>
       <w:r>
+        <w:rPr>
+          <w:rFonts w:ascii="Cascadia Code" w:hAnsi="Cascadia Code" w:cs="Times New Roman"/>
+          <w:bCs/>
+          <w:sz w:val="20"/>
+          <w:szCs w:val="20"/>
+        </w:rPr>
+        <w:t xml:space="preserve"> recorrer(Visitante&lt;K, V&gt; visitante) {</w:t>
+      </w:r>
+    </w:p>
+    <w:p>
+      <w:pPr>
+        <w:spacing w:after="0" w:line="240" w:lineRule="auto"/>
+        <w:ind w:left="708"/>
         <w:rPr>
           <w:rFonts w:ascii="Cascadia Code" w:hAnsi="Cascadia Code" w:cs="Times New Roman"/>
           <w:bCs/>
@@ -20980,9 +20780,16 @@
           <w:szCs w:val="20"/>
           <w:lang w:val="en-US"/>
         </w:rPr>
-        <w:t>[</w:t>
-      </w:r>
-      <w:proofErr w:type="spellStart"/>
+      </w:pPr>
+      <w:r>
+        <w:rPr>
+          <w:rFonts w:ascii="Cascadia Code" w:hAnsi="Cascadia Code" w:cs="Times New Roman"/>
+          <w:bCs/>
+          <w:sz w:val="20"/>
+          <w:szCs w:val="20"/>
+        </w:rPr>
+        <w:t xml:space="preserve">        </w:t>
+      </w:r>
       <w:r>
         <w:rPr>
           <w:rFonts w:ascii="Cascadia Code" w:hAnsi="Cascadia Code" w:cs="Times New Roman"/>
@@ -20991,9 +20798,9 @@
           <w:szCs w:val="20"/>
           <w:lang w:val="en-US"/>
         </w:rPr>
-        <w:t>i</w:t>
-      </w:r>
-      <w:proofErr w:type="spellEnd"/>
+        <w:t xml:space="preserve">int </w:t>
+      </w:r>
+      <w:proofErr w:type="spellStart"/>
       <w:r>
         <w:rPr>
           <w:rFonts w:ascii="Cascadia Code" w:hAnsi="Cascadia Code" w:cs="Times New Roman"/>
@@ -21002,9 +20809,9 @@
           <w:szCs w:val="20"/>
           <w:lang w:val="en-US"/>
         </w:rPr>
-        <w:t xml:space="preserve">]=new </w:t>
-      </w:r>
-      <w:proofErr w:type="spellStart"/>
+        <w:t>i</w:t>
+      </w:r>
+      <w:proofErr w:type="spellEnd"/>
       <w:r>
         <w:rPr>
           <w:rFonts w:ascii="Cascadia Code" w:hAnsi="Cascadia Code" w:cs="Times New Roman"/>
@@ -21013,9 +20820,9 @@
           <w:szCs w:val="20"/>
           <w:lang w:val="en-US"/>
         </w:rPr>
-        <w:t>ListaEnlazada</w:t>
-      </w:r>
-      <w:proofErr w:type="spellEnd"/>
+        <w:t xml:space="preserve"> = 0; while (</w:t>
+      </w:r>
+      <w:proofErr w:type="spellStart"/>
       <w:r>
         <w:rPr>
           <w:rFonts w:ascii="Cascadia Code" w:hAnsi="Cascadia Code" w:cs="Times New Roman"/>
@@ -21024,9 +20831,9 @@
           <w:szCs w:val="20"/>
           <w:lang w:val="en-US"/>
         </w:rPr>
-        <w:t xml:space="preserve">&lt;K,V&gt;(); </w:t>
-      </w:r>
-      <w:proofErr w:type="spellStart"/>
+        <w:t>i</w:t>
+      </w:r>
+      <w:proofErr w:type="spellEnd"/>
       <w:r>
         <w:rPr>
           <w:rFonts w:ascii="Cascadia Code" w:hAnsi="Cascadia Code" w:cs="Times New Roman"/>
@@ -21035,9 +20842,9 @@
           <w:szCs w:val="20"/>
           <w:lang w:val="en-US"/>
         </w:rPr>
-        <w:t>i</w:t>
-      </w:r>
-      <w:proofErr w:type="spellEnd"/>
+        <w:t xml:space="preserve"> &lt; </w:t>
+      </w:r>
+      <w:proofErr w:type="spellStart"/>
       <w:r>
         <w:rPr>
           <w:rFonts w:ascii="Cascadia Code" w:hAnsi="Cascadia Code" w:cs="Times New Roman"/>
@@ -21046,20 +20853,9 @@
           <w:szCs w:val="20"/>
           <w:lang w:val="en-US"/>
         </w:rPr>
-        <w:t>++; }</w:t>
-      </w:r>
-    </w:p>
-    <w:p>
-      <w:pPr>
-        <w:spacing w:after="0" w:line="240" w:lineRule="auto"/>
-        <w:ind w:left="708"/>
-        <w:rPr>
-          <w:rFonts w:ascii="Cascadia Code" w:hAnsi="Cascadia Code" w:cs="Times New Roman"/>
-          <w:bCs/>
-          <w:sz w:val="20"/>
-          <w:szCs w:val="20"/>
-        </w:rPr>
-      </w:pPr>
+        <w:t>cubetas.length</w:t>
+      </w:r>
+      <w:proofErr w:type="spellEnd"/>
       <w:r>
         <w:rPr>
           <w:rFonts w:ascii="Cascadia Code" w:hAnsi="Cascadia Code" w:cs="Times New Roman"/>
@@ -21068,104 +20864,10 @@
           <w:szCs w:val="20"/>
           <w:lang w:val="en-US"/>
         </w:rPr>
-        <w:t xml:space="preserve">        </w:t>
-      </w:r>
-      <w:r>
-        <w:rPr>
-          <w:rFonts w:ascii="Cascadia Code" w:hAnsi="Cascadia Code" w:cs="Times New Roman"/>
-          <w:bCs/>
-          <w:sz w:val="20"/>
-          <w:szCs w:val="20"/>
-        </w:rPr>
-        <w:t>cantidad=0; colisiones=0;</w:t>
-      </w:r>
-    </w:p>
-    <w:p>
-      <w:pPr>
-        <w:spacing w:after="0" w:line="240" w:lineRule="auto"/>
-        <w:ind w:left="708"/>
-        <w:rPr>
-          <w:rFonts w:ascii="Cascadia Code" w:hAnsi="Cascadia Code" w:cs="Times New Roman"/>
-          <w:bCs/>
-          <w:sz w:val="20"/>
-          <w:szCs w:val="20"/>
-        </w:rPr>
-      </w:pPr>
-      <w:r>
-        <w:rPr>
-          <w:rFonts w:ascii="Cascadia Code" w:hAnsi="Cascadia Code" w:cs="Times New Roman"/>
-          <w:bCs/>
-          <w:sz w:val="20"/>
-          <w:szCs w:val="20"/>
-        </w:rPr>
-        <w:t xml:space="preserve">    }</w:t>
-      </w:r>
-    </w:p>
-    <w:p>
-      <w:pPr>
-        <w:spacing w:after="0" w:line="240" w:lineRule="auto"/>
-        <w:ind w:left="708"/>
-        <w:rPr>
-          <w:rFonts w:ascii="Cascadia Code" w:hAnsi="Cascadia Code" w:cs="Times New Roman"/>
-          <w:bCs/>
-          <w:sz w:val="20"/>
-          <w:szCs w:val="20"/>
-        </w:rPr>
-      </w:pPr>
-      <w:r>
-        <w:rPr>
-          <w:rFonts w:ascii="Cascadia Code" w:hAnsi="Cascadia Code" w:cs="Times New Roman"/>
-          <w:bCs/>
-          <w:sz w:val="20"/>
-          <w:szCs w:val="20"/>
-        </w:rPr>
-        <w:t xml:space="preserve">    public </w:t>
+        <w:t xml:space="preserve">) { </w:t>
       </w:r>
       <w:proofErr w:type="spellStart"/>
       <w:r>
-        <w:rPr>
-          <w:rFonts w:ascii="Cascadia Code" w:hAnsi="Cascadia Code" w:cs="Times New Roman"/>
-          <w:bCs/>
-          <w:sz w:val="20"/>
-          <w:szCs w:val="20"/>
-        </w:rPr>
-        <w:t>void</w:t>
-      </w:r>
-      <w:proofErr w:type="spellEnd"/>
-      <w:r>
-        <w:rPr>
-          <w:rFonts w:ascii="Cascadia Code" w:hAnsi="Cascadia Code" w:cs="Times New Roman"/>
-          <w:bCs/>
-          <w:sz w:val="20"/>
-          <w:szCs w:val="20"/>
-        </w:rPr>
-        <w:t xml:space="preserve"> </w:t>
-      </w:r>
-      <w:proofErr w:type="gramStart"/>
-      <w:r>
-        <w:rPr>
-          <w:rFonts w:ascii="Cascadia Code" w:hAnsi="Cascadia Code" w:cs="Times New Roman"/>
-          <w:bCs/>
-          <w:sz w:val="20"/>
-          <w:szCs w:val="20"/>
-        </w:rPr>
-        <w:t>recorrer(</w:t>
-      </w:r>
-      <w:proofErr w:type="gramEnd"/>
-      <w:r>
-        <w:rPr>
-          <w:rFonts w:ascii="Cascadia Code" w:hAnsi="Cascadia Code" w:cs="Times New Roman"/>
-          <w:bCs/>
-          <w:sz w:val="20"/>
-          <w:szCs w:val="20"/>
-        </w:rPr>
-        <w:t>Visitante&lt;K, V&gt; visitante) {</w:t>
-      </w:r>
-    </w:p>
-    <w:p>
-      <w:pPr>
-        <w:spacing w:after="0" w:line="240" w:lineRule="auto"/>
-        <w:ind w:left="708"/>
         <w:rPr>
           <w:rFonts w:ascii="Cascadia Code" w:hAnsi="Cascadia Code" w:cs="Times New Roman"/>
           <w:bCs/>
@@ -21173,16 +20875,9 @@
           <w:szCs w:val="20"/>
           <w:lang w:val="en-US"/>
         </w:rPr>
-      </w:pPr>
-      <w:r>
-        <w:rPr>
-          <w:rFonts w:ascii="Cascadia Code" w:hAnsi="Cascadia Code" w:cs="Times New Roman"/>
-          <w:bCs/>
-          <w:sz w:val="20"/>
-          <w:szCs w:val="20"/>
-        </w:rPr>
-        <w:t xml:space="preserve">        </w:t>
-      </w:r>
+        <w:t>cubetas</w:t>
+      </w:r>
+      <w:proofErr w:type="spellEnd"/>
       <w:r>
         <w:rPr>
           <w:rFonts w:ascii="Cascadia Code" w:hAnsi="Cascadia Code" w:cs="Times New Roman"/>
@@ -21191,7 +20886,7 @@
           <w:szCs w:val="20"/>
           <w:lang w:val="en-US"/>
         </w:rPr>
-        <w:t xml:space="preserve">int </w:t>
+        <w:t>[</w:t>
       </w:r>
       <w:proofErr w:type="spellStart"/>
       <w:r>
@@ -21213,7 +20908,7 @@
           <w:szCs w:val="20"/>
           <w:lang w:val="en-US"/>
         </w:rPr>
-        <w:t xml:space="preserve"> = 0; while (</w:t>
+        <w:t>].</w:t>
       </w:r>
       <w:proofErr w:type="spellStart"/>
       <w:r>
@@ -21224,7 +20919,7 @@
           <w:szCs w:val="20"/>
           <w:lang w:val="en-US"/>
         </w:rPr>
-        <w:t>i</w:t>
+        <w:t>recorrer</w:t>
       </w:r>
       <w:proofErr w:type="spellEnd"/>
       <w:r>
@@ -21235,10 +20930,9 @@
           <w:szCs w:val="20"/>
           <w:lang w:val="en-US"/>
         </w:rPr>
-        <w:t xml:space="preserve"> &lt; </w:t>
+        <w:t>(</w:t>
       </w:r>
       <w:proofErr w:type="spellStart"/>
-      <w:proofErr w:type="gramStart"/>
       <w:r>
         <w:rPr>
           <w:rFonts w:ascii="Cascadia Code" w:hAnsi="Cascadia Code" w:cs="Times New Roman"/>
@@ -21247,10 +20941,9 @@
           <w:szCs w:val="20"/>
           <w:lang w:val="en-US"/>
         </w:rPr>
-        <w:t>cubetas.length</w:t>
+        <w:t>visitante</w:t>
       </w:r>
       <w:proofErr w:type="spellEnd"/>
-      <w:proofErr w:type="gramEnd"/>
       <w:r>
         <w:rPr>
           <w:rFonts w:ascii="Cascadia Code" w:hAnsi="Cascadia Code" w:cs="Times New Roman"/>
@@ -21259,7 +20952,7 @@
           <w:szCs w:val="20"/>
           <w:lang w:val="en-US"/>
         </w:rPr>
-        <w:t xml:space="preserve">) { </w:t>
+        <w:t xml:space="preserve">); </w:t>
       </w:r>
       <w:proofErr w:type="spellStart"/>
       <w:r>
@@ -21270,7 +20963,7 @@
           <w:szCs w:val="20"/>
           <w:lang w:val="en-US"/>
         </w:rPr>
-        <w:t>cubetas</w:t>
+        <w:t>i</w:t>
       </w:r>
       <w:proofErr w:type="spellEnd"/>
       <w:r>
@@ -21281,10 +20974,13 @@
           <w:szCs w:val="20"/>
           <w:lang w:val="en-US"/>
         </w:rPr>
-        <w:t>[</w:t>
-      </w:r>
-      <w:proofErr w:type="spellStart"/>
-      <w:r>
+        <w:t>++; }</w:t>
+      </w:r>
+    </w:p>
+    <w:p>
+      <w:pPr>
+        <w:spacing w:after="0" w:line="240" w:lineRule="auto"/>
+        <w:ind w:left="708"/>
         <w:rPr>
           <w:rFonts w:ascii="Cascadia Code" w:hAnsi="Cascadia Code" w:cs="Times New Roman"/>
           <w:bCs/>
@@ -21292,9 +20988,7 @@
           <w:szCs w:val="20"/>
           <w:lang w:val="en-US"/>
         </w:rPr>
-        <w:t>i</w:t>
-      </w:r>
-      <w:proofErr w:type="spellEnd"/>
+      </w:pPr>
       <w:r>
         <w:rPr>
           <w:rFonts w:ascii="Cascadia Code" w:hAnsi="Cascadia Code" w:cs="Times New Roman"/>
@@ -21303,10 +20997,13 @@
           <w:szCs w:val="20"/>
           <w:lang w:val="en-US"/>
         </w:rPr>
-        <w:t>].</w:t>
-      </w:r>
-      <w:proofErr w:type="spellStart"/>
-      <w:r>
+        <w:t xml:space="preserve">    }</w:t>
+      </w:r>
+    </w:p>
+    <w:p>
+      <w:pPr>
+        <w:spacing w:after="0" w:line="240" w:lineRule="auto"/>
+        <w:ind w:left="708"/>
         <w:rPr>
           <w:rFonts w:ascii="Cascadia Code" w:hAnsi="Cascadia Code" w:cs="Times New Roman"/>
           <w:bCs/>
@@ -21314,9 +21011,7 @@
           <w:szCs w:val="20"/>
           <w:lang w:val="en-US"/>
         </w:rPr>
-        <w:t>recorrer</w:t>
-      </w:r>
-      <w:proofErr w:type="spellEnd"/>
+      </w:pPr>
       <w:r>
         <w:rPr>
           <w:rFonts w:ascii="Cascadia Code" w:hAnsi="Cascadia Code" w:cs="Times New Roman"/>
@@ -21325,7 +21020,7 @@
           <w:szCs w:val="20"/>
           <w:lang w:val="en-US"/>
         </w:rPr>
-        <w:t>(</w:t>
+        <w:t xml:space="preserve">    private int </w:t>
       </w:r>
       <w:proofErr w:type="spellStart"/>
       <w:r>
@@ -21336,7 +21031,7 @@
           <w:szCs w:val="20"/>
           <w:lang w:val="en-US"/>
         </w:rPr>
-        <w:t>visitante</w:t>
+        <w:t>indice</w:t>
       </w:r>
       <w:proofErr w:type="spellEnd"/>
       <w:r>
@@ -21347,10 +21042,13 @@
           <w:szCs w:val="20"/>
           <w:lang w:val="en-US"/>
         </w:rPr>
-        <w:t xml:space="preserve">); </w:t>
-      </w:r>
-      <w:proofErr w:type="spellStart"/>
-      <w:r>
+        <w:t>(K clave) {</w:t>
+      </w:r>
+    </w:p>
+    <w:p>
+      <w:pPr>
+        <w:spacing w:after="0" w:line="240" w:lineRule="auto"/>
+        <w:ind w:left="708"/>
         <w:rPr>
           <w:rFonts w:ascii="Cascadia Code" w:hAnsi="Cascadia Code" w:cs="Times New Roman"/>
           <w:bCs/>
@@ -21358,9 +21056,7 @@
           <w:szCs w:val="20"/>
           <w:lang w:val="en-US"/>
         </w:rPr>
-        <w:t>i</w:t>
-      </w:r>
-      <w:proofErr w:type="spellEnd"/>
+      </w:pPr>
       <w:r>
         <w:rPr>
           <w:rFonts w:ascii="Cascadia Code" w:hAnsi="Cascadia Code" w:cs="Times New Roman"/>
@@ -21369,13 +21065,10 @@
           <w:szCs w:val="20"/>
           <w:lang w:val="en-US"/>
         </w:rPr>
-        <w:t>++; }</w:t>
-      </w:r>
-    </w:p>
-    <w:p>
-      <w:pPr>
-        <w:spacing w:after="0" w:line="240" w:lineRule="auto"/>
-        <w:ind w:left="708"/>
+        <w:t xml:space="preserve">        String </w:t>
+      </w:r>
+      <w:proofErr w:type="spellStart"/>
+      <w:r>
         <w:rPr>
           <w:rFonts w:ascii="Cascadia Code" w:hAnsi="Cascadia Code" w:cs="Times New Roman"/>
           <w:bCs/>
@@ -21383,7 +21076,9 @@
           <w:szCs w:val="20"/>
           <w:lang w:val="en-US"/>
         </w:rPr>
-      </w:pPr>
+        <w:t>texto</w:t>
+      </w:r>
+      <w:proofErr w:type="spellEnd"/>
       <w:r>
         <w:rPr>
           <w:rFonts w:ascii="Cascadia Code" w:hAnsi="Cascadia Code" w:cs="Times New Roman"/>
@@ -21392,13 +21087,10 @@
           <w:szCs w:val="20"/>
           <w:lang w:val="en-US"/>
         </w:rPr>
-        <w:t xml:space="preserve">    }</w:t>
-      </w:r>
-    </w:p>
-    <w:p>
-      <w:pPr>
-        <w:spacing w:after="0" w:line="240" w:lineRule="auto"/>
-        <w:ind w:left="708"/>
+        <w:t xml:space="preserve"> = </w:t>
+      </w:r>
+      <w:proofErr w:type="spellStart"/>
+      <w:r>
         <w:rPr>
           <w:rFonts w:ascii="Cascadia Code" w:hAnsi="Cascadia Code" w:cs="Times New Roman"/>
           <w:bCs/>
@@ -21406,7 +21098,9 @@
           <w:szCs w:val="20"/>
           <w:lang w:val="en-US"/>
         </w:rPr>
-      </w:pPr>
+        <w:t>String.valueOf</w:t>
+      </w:r>
+      <w:proofErr w:type="spellEnd"/>
       <w:r>
         <w:rPr>
           <w:rFonts w:ascii="Cascadia Code" w:hAnsi="Cascadia Code" w:cs="Times New Roman"/>
@@ -21415,11 +21109,13 @@
           <w:szCs w:val="20"/>
           <w:lang w:val="en-US"/>
         </w:rPr>
-        <w:t xml:space="preserve">    private int </w:t>
-      </w:r>
-      <w:proofErr w:type="spellStart"/>
-      <w:proofErr w:type="gramStart"/>
-      <w:r>
+        <w:t>(clave);</w:t>
+      </w:r>
+    </w:p>
+    <w:p>
+      <w:pPr>
+        <w:spacing w:after="0" w:line="240" w:lineRule="auto"/>
+        <w:ind w:left="708"/>
         <w:rPr>
           <w:rFonts w:ascii="Cascadia Code" w:hAnsi="Cascadia Code" w:cs="Times New Roman"/>
           <w:bCs/>
@@ -21427,9 +21123,7 @@
           <w:szCs w:val="20"/>
           <w:lang w:val="en-US"/>
         </w:rPr>
-        <w:t>indice</w:t>
-      </w:r>
-      <w:proofErr w:type="spellEnd"/>
+      </w:pPr>
       <w:r>
         <w:rPr>
           <w:rFonts w:ascii="Cascadia Code" w:hAnsi="Cascadia Code" w:cs="Times New Roman"/>
@@ -21438,10 +21132,13 @@
           <w:szCs w:val="20"/>
           <w:lang w:val="en-US"/>
         </w:rPr>
-        <w:t>(</w:t>
-      </w:r>
-      <w:proofErr w:type="gramEnd"/>
-      <w:r>
+        <w:t xml:space="preserve">        int hash = 0;</w:t>
+      </w:r>
+    </w:p>
+    <w:p>
+      <w:pPr>
+        <w:spacing w:after="0" w:line="240" w:lineRule="auto"/>
+        <w:ind w:left="708"/>
         <w:rPr>
           <w:rFonts w:ascii="Cascadia Code" w:hAnsi="Cascadia Code" w:cs="Times New Roman"/>
           <w:bCs/>
@@ -21449,13 +21146,8 @@
           <w:szCs w:val="20"/>
           <w:lang w:val="en-US"/>
         </w:rPr>
-        <w:t>K clave) {</w:t>
-      </w:r>
-    </w:p>
-    <w:p>
-      <w:pPr>
-        <w:spacing w:after="0" w:line="240" w:lineRule="auto"/>
-        <w:ind w:left="708"/>
+      </w:pPr>
+      <w:r>
         <w:rPr>
           <w:rFonts w:ascii="Cascadia Code" w:hAnsi="Cascadia Code" w:cs="Times New Roman"/>
           <w:bCs/>
@@ -21463,7 +21155,9 @@
           <w:szCs w:val="20"/>
           <w:lang w:val="en-US"/>
         </w:rPr>
-      </w:pPr>
+        <w:t xml:space="preserve">        int </w:t>
+      </w:r>
+      <w:proofErr w:type="spellStart"/>
       <w:r>
         <w:rPr>
           <w:rFonts w:ascii="Cascadia Code" w:hAnsi="Cascadia Code" w:cs="Times New Roman"/>
@@ -21472,9 +21166,9 @@
           <w:szCs w:val="20"/>
           <w:lang w:val="en-US"/>
         </w:rPr>
-        <w:t xml:space="preserve">        String </w:t>
-      </w:r>
-      <w:proofErr w:type="spellStart"/>
+        <w:t>i</w:t>
+      </w:r>
+      <w:proofErr w:type="spellEnd"/>
       <w:r>
         <w:rPr>
           <w:rFonts w:ascii="Cascadia Code" w:hAnsi="Cascadia Code" w:cs="Times New Roman"/>
@@ -21483,10 +21177,13 @@
           <w:szCs w:val="20"/>
           <w:lang w:val="en-US"/>
         </w:rPr>
-        <w:t>texto</w:t>
-      </w:r>
-      <w:proofErr w:type="spellEnd"/>
-      <w:r>
+        <w:t xml:space="preserve"> = 0;</w:t>
+      </w:r>
+    </w:p>
+    <w:p>
+      <w:pPr>
+        <w:spacing w:after="0" w:line="240" w:lineRule="auto"/>
+        <w:ind w:left="708"/>
         <w:rPr>
           <w:rFonts w:ascii="Cascadia Code" w:hAnsi="Cascadia Code" w:cs="Times New Roman"/>
           <w:bCs/>
@@ -21494,9 +21191,7 @@
           <w:szCs w:val="20"/>
           <w:lang w:val="en-US"/>
         </w:rPr>
-        <w:t xml:space="preserve"> = </w:t>
-      </w:r>
-      <w:proofErr w:type="spellStart"/>
+      </w:pPr>
       <w:r>
         <w:rPr>
           <w:rFonts w:ascii="Cascadia Code" w:hAnsi="Cascadia Code" w:cs="Times New Roman"/>
@@ -21505,9 +21200,9 @@
           <w:szCs w:val="20"/>
           <w:lang w:val="en-US"/>
         </w:rPr>
-        <w:t>String.valueOf</w:t>
-      </w:r>
-      <w:proofErr w:type="spellEnd"/>
+        <w:t xml:space="preserve">        while (</w:t>
+      </w:r>
+      <w:proofErr w:type="spellStart"/>
       <w:r>
         <w:rPr>
           <w:rFonts w:ascii="Cascadia Code" w:hAnsi="Cascadia Code" w:cs="Times New Roman"/>
@@ -21516,13 +21211,10 @@
           <w:szCs w:val="20"/>
           <w:lang w:val="en-US"/>
         </w:rPr>
-        <w:t>(clave);</w:t>
-      </w:r>
-    </w:p>
-    <w:p>
-      <w:pPr>
-        <w:spacing w:after="0" w:line="240" w:lineRule="auto"/>
-        <w:ind w:left="708"/>
+        <w:t>i</w:t>
+      </w:r>
+      <w:proofErr w:type="spellEnd"/>
+      <w:r>
         <w:rPr>
           <w:rFonts w:ascii="Cascadia Code" w:hAnsi="Cascadia Code" w:cs="Times New Roman"/>
           <w:bCs/>
@@ -21530,7 +21222,9 @@
           <w:szCs w:val="20"/>
           <w:lang w:val="en-US"/>
         </w:rPr>
-      </w:pPr>
+        <w:t xml:space="preserve"> &lt; </w:t>
+      </w:r>
+      <w:proofErr w:type="spellStart"/>
       <w:r>
         <w:rPr>
           <w:rFonts w:ascii="Cascadia Code" w:hAnsi="Cascadia Code" w:cs="Times New Roman"/>
@@ -21539,13 +21233,10 @@
           <w:szCs w:val="20"/>
           <w:lang w:val="en-US"/>
         </w:rPr>
-        <w:t xml:space="preserve">        int hash = 0;</w:t>
-      </w:r>
-    </w:p>
-    <w:p>
-      <w:pPr>
-        <w:spacing w:after="0" w:line="240" w:lineRule="auto"/>
-        <w:ind w:left="708"/>
+        <w:t>texto.length</w:t>
+      </w:r>
+      <w:proofErr w:type="spellEnd"/>
+      <w:r>
         <w:rPr>
           <w:rFonts w:ascii="Cascadia Code" w:hAnsi="Cascadia Code" w:cs="Times New Roman"/>
           <w:bCs/>
@@ -21553,7 +21244,9 @@
           <w:szCs w:val="20"/>
           <w:lang w:val="en-US"/>
         </w:rPr>
-      </w:pPr>
+        <w:t xml:space="preserve">()) { hash = 31 * hash + </w:t>
+      </w:r>
+      <w:proofErr w:type="spellStart"/>
       <w:r>
         <w:rPr>
           <w:rFonts w:ascii="Cascadia Code" w:hAnsi="Cascadia Code" w:cs="Times New Roman"/>
@@ -21562,9 +21255,9 @@
           <w:szCs w:val="20"/>
           <w:lang w:val="en-US"/>
         </w:rPr>
-        <w:t xml:space="preserve">        int </w:t>
-      </w:r>
-      <w:proofErr w:type="spellStart"/>
+        <w:t>texto.charAt</w:t>
+      </w:r>
+      <w:proofErr w:type="spellEnd"/>
       <w:r>
         <w:rPr>
           <w:rFonts w:ascii="Cascadia Code" w:hAnsi="Cascadia Code" w:cs="Times New Roman"/>
@@ -21573,9 +21266,9 @@
           <w:szCs w:val="20"/>
           <w:lang w:val="en-US"/>
         </w:rPr>
-        <w:t>i</w:t>
-      </w:r>
-      <w:proofErr w:type="spellEnd"/>
+        <w:t>(</w:t>
+      </w:r>
+      <w:proofErr w:type="spellStart"/>
       <w:r>
         <w:rPr>
           <w:rFonts w:ascii="Cascadia Code" w:hAnsi="Cascadia Code" w:cs="Times New Roman"/>
@@ -21584,13 +21277,10 @@
           <w:szCs w:val="20"/>
           <w:lang w:val="en-US"/>
         </w:rPr>
-        <w:t xml:space="preserve"> = 0;</w:t>
-      </w:r>
-    </w:p>
-    <w:p>
-      <w:pPr>
-        <w:spacing w:after="0" w:line="240" w:lineRule="auto"/>
-        <w:ind w:left="708"/>
+        <w:t>i</w:t>
+      </w:r>
+      <w:proofErr w:type="spellEnd"/>
+      <w:r>
         <w:rPr>
           <w:rFonts w:ascii="Cascadia Code" w:hAnsi="Cascadia Code" w:cs="Times New Roman"/>
           <w:bCs/>
@@ -21598,7 +21288,9 @@
           <w:szCs w:val="20"/>
           <w:lang w:val="en-US"/>
         </w:rPr>
-      </w:pPr>
+        <w:t xml:space="preserve">); </w:t>
+      </w:r>
+      <w:proofErr w:type="spellStart"/>
       <w:r>
         <w:rPr>
           <w:rFonts w:ascii="Cascadia Code" w:hAnsi="Cascadia Code" w:cs="Times New Roman"/>
@@ -21607,9 +21299,9 @@
           <w:szCs w:val="20"/>
           <w:lang w:val="en-US"/>
         </w:rPr>
-        <w:t xml:space="preserve">        while (</w:t>
-      </w:r>
-      <w:proofErr w:type="spellStart"/>
+        <w:t>i</w:t>
+      </w:r>
+      <w:proofErr w:type="spellEnd"/>
       <w:r>
         <w:rPr>
           <w:rFonts w:ascii="Cascadia Code" w:hAnsi="Cascadia Code" w:cs="Times New Roman"/>
@@ -21618,10 +21310,13 @@
           <w:szCs w:val="20"/>
           <w:lang w:val="en-US"/>
         </w:rPr>
-        <w:t>i</w:t>
-      </w:r>
-      <w:proofErr w:type="spellEnd"/>
-      <w:r>
+        <w:t>++; }</w:t>
+      </w:r>
+    </w:p>
+    <w:p>
+      <w:pPr>
+        <w:spacing w:after="0" w:line="240" w:lineRule="auto"/>
+        <w:ind w:left="708"/>
         <w:rPr>
           <w:rFonts w:ascii="Cascadia Code" w:hAnsi="Cascadia Code" w:cs="Times New Roman"/>
           <w:bCs/>
@@ -21629,10 +21324,7 @@
           <w:szCs w:val="20"/>
           <w:lang w:val="en-US"/>
         </w:rPr>
-        <w:t xml:space="preserve"> &lt; </w:t>
-      </w:r>
-      <w:proofErr w:type="spellStart"/>
-      <w:proofErr w:type="gramStart"/>
+      </w:pPr>
       <w:r>
         <w:rPr>
           <w:rFonts w:ascii="Cascadia Code" w:hAnsi="Cascadia Code" w:cs="Times New Roman"/>
@@ -21641,10 +21333,9 @@
           <w:szCs w:val="20"/>
           <w:lang w:val="en-US"/>
         </w:rPr>
-        <w:t>texto.length</w:t>
-      </w:r>
-      <w:proofErr w:type="spellEnd"/>
-      <w:proofErr w:type="gramEnd"/>
+        <w:t xml:space="preserve">        return (hash &amp; 0x7fffffff) % </w:t>
+      </w:r>
+      <w:proofErr w:type="spellStart"/>
       <w:r>
         <w:rPr>
           <w:rFonts w:ascii="Cascadia Code" w:hAnsi="Cascadia Code" w:cs="Times New Roman"/>
@@ -21653,9 +21344,9 @@
           <w:szCs w:val="20"/>
           <w:lang w:val="en-US"/>
         </w:rPr>
-        <w:t xml:space="preserve">()) { hash = 31 * hash + </w:t>
-      </w:r>
-      <w:proofErr w:type="spellStart"/>
+        <w:t>cubetas.length</w:t>
+      </w:r>
+      <w:proofErr w:type="spellEnd"/>
       <w:r>
         <w:rPr>
           <w:rFonts w:ascii="Cascadia Code" w:hAnsi="Cascadia Code" w:cs="Times New Roman"/>
@@ -21664,9 +21355,20 @@
           <w:szCs w:val="20"/>
           <w:lang w:val="en-US"/>
         </w:rPr>
-        <w:t>texto.charAt</w:t>
-      </w:r>
-      <w:proofErr w:type="spellEnd"/>
+        <w:t>;</w:t>
+      </w:r>
+    </w:p>
+    <w:p>
+      <w:pPr>
+        <w:spacing w:after="0" w:line="240" w:lineRule="auto"/>
+        <w:ind w:left="708"/>
+        <w:rPr>
+          <w:rFonts w:ascii="Cascadia Code" w:hAnsi="Cascadia Code" w:cs="Times New Roman"/>
+          <w:bCs/>
+          <w:sz w:val="20"/>
+          <w:szCs w:val="20"/>
+        </w:rPr>
+      </w:pPr>
       <w:r>
         <w:rPr>
           <w:rFonts w:ascii="Cascadia Code" w:hAnsi="Cascadia Code" w:cs="Times New Roman"/>
@@ -21675,221 +21377,97 @@
           <w:szCs w:val="20"/>
           <w:lang w:val="en-US"/>
         </w:rPr>
-        <w:t>(</w:t>
-      </w:r>
-      <w:proofErr w:type="spellStart"/>
+        <w:t xml:space="preserve">    </w:t>
+      </w:r>
       <w:r>
         <w:rPr>
           <w:rFonts w:ascii="Cascadia Code" w:hAnsi="Cascadia Code" w:cs="Times New Roman"/>
           <w:bCs/>
           <w:sz w:val="20"/>
           <w:szCs w:val="20"/>
-          <w:lang w:val="en-US"/>
-        </w:rPr>
-        <w:t>i</w:t>
-      </w:r>
-      <w:proofErr w:type="spellEnd"/>
-      <w:r>
+        </w:rPr>
+        <w:t>}</w:t>
+      </w:r>
+    </w:p>
+    <w:p>
+      <w:pPr>
+        <w:spacing w:after="0" w:line="240" w:lineRule="auto"/>
+        <w:ind w:left="708"/>
         <w:rPr>
           <w:rFonts w:ascii="Cascadia Code" w:hAnsi="Cascadia Code" w:cs="Times New Roman"/>
           <w:bCs/>
           <w:sz w:val="20"/>
           <w:szCs w:val="20"/>
-          <w:lang w:val="en-US"/>
-        </w:rPr>
-        <w:t xml:space="preserve">); </w:t>
-      </w:r>
-      <w:proofErr w:type="spellStart"/>
+        </w:rPr>
+      </w:pPr>
       <w:r>
         <w:rPr>
           <w:rFonts w:ascii="Cascadia Code" w:hAnsi="Cascadia Code" w:cs="Times New Roman"/>
           <w:bCs/>
           <w:sz w:val="20"/>
           <w:szCs w:val="20"/>
-          <w:lang w:val="en-US"/>
-        </w:rPr>
-        <w:t>i</w:t>
-      </w:r>
-      <w:proofErr w:type="spellEnd"/>
+        </w:rPr>
+        <w:t xml:space="preserve">    </w:t>
+      </w:r>
+      <w:proofErr w:type="spellStart"/>
       <w:r>
         <w:rPr>
           <w:rFonts w:ascii="Cascadia Code" w:hAnsi="Cascadia Code" w:cs="Times New Roman"/>
           <w:bCs/>
           <w:sz w:val="20"/>
           <w:szCs w:val="20"/>
-          <w:lang w:val="en-US"/>
-        </w:rPr>
-        <w:t>++; }</w:t>
-      </w:r>
-    </w:p>
-    <w:p>
-      <w:pPr>
-        <w:spacing w:after="0" w:line="240" w:lineRule="auto"/>
-        <w:ind w:left="708"/>
+        </w:rPr>
+        <w:t>private</w:t>
+      </w:r>
+      <w:proofErr w:type="spellEnd"/>
+      <w:r>
         <w:rPr>
           <w:rFonts w:ascii="Cascadia Code" w:hAnsi="Cascadia Code" w:cs="Times New Roman"/>
           <w:bCs/>
           <w:sz w:val="20"/>
           <w:szCs w:val="20"/>
-          <w:lang w:val="en-US"/>
-        </w:rPr>
-      </w:pPr>
+        </w:rPr>
+        <w:t xml:space="preserve"> </w:t>
+      </w:r>
+      <w:proofErr w:type="spellStart"/>
       <w:r>
         <w:rPr>
           <w:rFonts w:ascii="Cascadia Code" w:hAnsi="Cascadia Code" w:cs="Times New Roman"/>
           <w:bCs/>
           <w:sz w:val="20"/>
           <w:szCs w:val="20"/>
-          <w:lang w:val="en-US"/>
-        </w:rPr>
-        <w:t xml:space="preserve">        return (hash &amp; 0x7fffffff) % </w:t>
-      </w:r>
-      <w:proofErr w:type="spellStart"/>
-      <w:proofErr w:type="gramStart"/>
+        </w:rPr>
+        <w:t>void</w:t>
+      </w:r>
+      <w:proofErr w:type="spellEnd"/>
       <w:r>
         <w:rPr>
           <w:rFonts w:ascii="Cascadia Code" w:hAnsi="Cascadia Code" w:cs="Times New Roman"/>
           <w:bCs/>
           <w:sz w:val="20"/>
           <w:szCs w:val="20"/>
-          <w:lang w:val="en-US"/>
-        </w:rPr>
-        <w:t>cubetas.length</w:t>
-      </w:r>
-      <w:proofErr w:type="spellEnd"/>
-      <w:proofErr w:type="gramEnd"/>
+        </w:rPr>
+        <w:t xml:space="preserve"> </w:t>
+      </w:r>
+      <w:proofErr w:type="spellStart"/>
       <w:r>
         <w:rPr>
           <w:rFonts w:ascii="Cascadia Code" w:hAnsi="Cascadia Code" w:cs="Times New Roman"/>
           <w:bCs/>
           <w:sz w:val="20"/>
           <w:szCs w:val="20"/>
-          <w:lang w:val="en-US"/>
-        </w:rPr>
-        <w:t>;</w:t>
-      </w:r>
-    </w:p>
-    <w:p>
-      <w:pPr>
-        <w:spacing w:after="0" w:line="240" w:lineRule="auto"/>
-        <w:ind w:left="708"/>
+        </w:rPr>
+        <w:t>validarClave</w:t>
+      </w:r>
+      <w:proofErr w:type="spellEnd"/>
+      <w:r>
         <w:rPr>
           <w:rFonts w:ascii="Cascadia Code" w:hAnsi="Cascadia Code" w:cs="Times New Roman"/>
           <w:bCs/>
           <w:sz w:val="20"/>
           <w:szCs w:val="20"/>
         </w:rPr>
-      </w:pPr>
-      <w:r>
-        <w:rPr>
-          <w:rFonts w:ascii="Cascadia Code" w:hAnsi="Cascadia Code" w:cs="Times New Roman"/>
-          <w:bCs/>
-          <w:sz w:val="20"/>
-          <w:szCs w:val="20"/>
-          <w:lang w:val="en-US"/>
-        </w:rPr>
-        <w:t xml:space="preserve">    </w:t>
-      </w:r>
-      <w:r>
-        <w:rPr>
-          <w:rFonts w:ascii="Cascadia Code" w:hAnsi="Cascadia Code" w:cs="Times New Roman"/>
-          <w:bCs/>
-          <w:sz w:val="20"/>
-          <w:szCs w:val="20"/>
-        </w:rPr>
-        <w:t>}</w:t>
-      </w:r>
-    </w:p>
-    <w:p>
-      <w:pPr>
-        <w:spacing w:after="0" w:line="240" w:lineRule="auto"/>
-        <w:ind w:left="708"/>
-        <w:rPr>
-          <w:rFonts w:ascii="Cascadia Code" w:hAnsi="Cascadia Code" w:cs="Times New Roman"/>
-          <w:bCs/>
-          <w:sz w:val="20"/>
-          <w:szCs w:val="20"/>
-        </w:rPr>
-      </w:pPr>
-      <w:r>
-        <w:rPr>
-          <w:rFonts w:ascii="Cascadia Code" w:hAnsi="Cascadia Code" w:cs="Times New Roman"/>
-          <w:bCs/>
-          <w:sz w:val="20"/>
-          <w:szCs w:val="20"/>
-        </w:rPr>
-        <w:t xml:space="preserve">    </w:t>
-      </w:r>
-      <w:proofErr w:type="spellStart"/>
-      <w:r>
-        <w:rPr>
-          <w:rFonts w:ascii="Cascadia Code" w:hAnsi="Cascadia Code" w:cs="Times New Roman"/>
-          <w:bCs/>
-          <w:sz w:val="20"/>
-          <w:szCs w:val="20"/>
-        </w:rPr>
-        <w:t>private</w:t>
-      </w:r>
-      <w:proofErr w:type="spellEnd"/>
-      <w:r>
-        <w:rPr>
-          <w:rFonts w:ascii="Cascadia Code" w:hAnsi="Cascadia Code" w:cs="Times New Roman"/>
-          <w:bCs/>
-          <w:sz w:val="20"/>
-          <w:szCs w:val="20"/>
-        </w:rPr>
-        <w:t xml:space="preserve"> </w:t>
-      </w:r>
-      <w:proofErr w:type="spellStart"/>
-      <w:r>
-        <w:rPr>
-          <w:rFonts w:ascii="Cascadia Code" w:hAnsi="Cascadia Code" w:cs="Times New Roman"/>
-          <w:bCs/>
-          <w:sz w:val="20"/>
-          <w:szCs w:val="20"/>
-        </w:rPr>
-        <w:t>void</w:t>
-      </w:r>
-      <w:proofErr w:type="spellEnd"/>
-      <w:r>
-        <w:rPr>
-          <w:rFonts w:ascii="Cascadia Code" w:hAnsi="Cascadia Code" w:cs="Times New Roman"/>
-          <w:bCs/>
-          <w:sz w:val="20"/>
-          <w:szCs w:val="20"/>
-        </w:rPr>
-        <w:t xml:space="preserve"> </w:t>
-      </w:r>
-      <w:proofErr w:type="spellStart"/>
-      <w:proofErr w:type="gramStart"/>
-      <w:r>
-        <w:rPr>
-          <w:rFonts w:ascii="Cascadia Code" w:hAnsi="Cascadia Code" w:cs="Times New Roman"/>
-          <w:bCs/>
-          <w:sz w:val="20"/>
-          <w:szCs w:val="20"/>
-        </w:rPr>
-        <w:t>validarClave</w:t>
-      </w:r>
-      <w:proofErr w:type="spellEnd"/>
-      <w:r>
-        <w:rPr>
-          <w:rFonts w:ascii="Cascadia Code" w:hAnsi="Cascadia Code" w:cs="Times New Roman"/>
-          <w:bCs/>
-          <w:sz w:val="20"/>
-          <w:szCs w:val="20"/>
-        </w:rPr>
-        <w:t>(</w:t>
-      </w:r>
-      <w:proofErr w:type="gramEnd"/>
-      <w:r>
-        <w:rPr>
-          <w:rFonts w:ascii="Cascadia Code" w:hAnsi="Cascadia Code" w:cs="Times New Roman"/>
-          <w:bCs/>
-          <w:sz w:val="20"/>
-          <w:szCs w:val="20"/>
-        </w:rPr>
-        <w:t xml:space="preserve">K clave) { if (clave == null) </w:t>
+        <w:t xml:space="preserve">(K clave) { if (clave == null) </w:t>
       </w:r>
       <w:proofErr w:type="spellStart"/>
       <w:r>
